--- a/submission_upload/01_Text_Only_Manuscript/Manuscript_Text_Only.docx
+++ b/submission_upload/01_Text_Only_Manuscript/Manuscript_Text_Only.docx
@@ -675,7 +675,9 @@
       </w:pPr>
       <w:r>
         <w:rPr>
+          <w:rFonts w:ascii="Times New Roman" w:hAnsi="Times New Roman"/>
           <w:b/>
+          <w:i w:val="0"/>
         </w:rPr>
         <w:t>[FIGURE 1: uploaded separately as Figure1_Methods.png]</w:t>
       </w:r>
@@ -1423,10 +1425,11 @@
       </w:pPr>
       <w:r>
         <w:rPr>
+          <w:rFonts w:ascii="Times New Roman" w:hAnsi="Times New Roman"/>
           <w:b/>
-          <w:bCs/>
-        </w:rPr>
-        <w:t xml:space="preserve">[ALGORITHM 1: </w:t>
+          <w:i w:val="0"/>
+        </w:rPr>
+        <w:t>[ALGORITHM 1: uploaded separately as Algorithm1_Bilateral_ZUPT.png]</w:t>
       </w:r>
     </w:p>
     <w:p>
@@ -1437,10 +1440,11 @@
       </w:pPr>
       <w:r>
         <w:rPr>
-          <w:b/>
-          <w:bCs/>
-        </w:rPr>
-        <w:t>placeholder. Bilateral ZUPT stride-length estimation pseudocode]</w:t>
+          <w:rFonts w:ascii="Times New Roman" w:hAnsi="Times New Roman"/>
+          <w:b w:val="0"/>
+          <w:i/>
+        </w:rPr>
+        <w:t>Algorithm 1. Bilateral ZUPT stride-length estimation.</w:t>
       </w:r>
     </w:p>
     <w:p>
@@ -1721,25 +1725,11 @@
       </w:pPr>
       <w:r>
         <w:rPr>
+          <w:rFonts w:ascii="Times New Roman" w:hAnsi="Times New Roman"/>
           <w:b/>
-          <w:bCs/>
-        </w:rPr>
-        <w:t xml:space="preserve">[TABLE 1: placeholder. Label: </w:t>
-      </w:r>
-      <w:r>
-        <w:rPr>
-          <w:rStyle w:val="VerbatimChar"/>
-          <w:b/>
-          <w:bCs/>
-        </w:rPr>
-        <w:t>tab:events</w:t>
-      </w:r>
-      <w:r>
-        <w:rPr>
-          <w:b/>
-          <w:bCs/>
-        </w:rPr>
-        <w:t>]</w:t>
+          <w:i w:val="0"/>
+        </w:rPr>
+        <w:t>[TABLE 1: uploaded separately as Table1_Gait_Event_Accuracy.docx]</w:t>
       </w:r>
     </w:p>
     <w:p>
@@ -1754,10 +1744,11 @@
       </w:pPr>
       <w:r>
         <w:rPr>
+          <w:rFonts w:ascii="Times New Roman" w:hAnsi="Times New Roman"/>
+          <w:b w:val="0"/>
           <w:i/>
-          <w:iCs/>
-        </w:rPr>
-        <w:t>Caption: Adaptive-threshold gait-event accuracy. HS = heel strike; TO = toe off. Miss rate is the percentage of GaitRite events unmatched within 150 ms. Bias = mean IMU-minus-GaitRite timing error.</w:t>
+        </w:rPr>
+        <w:t>Table 1. Adaptive-threshold gait-event accuracy. HS = heel strike; TO = toe off. Miss rate is the percentage of GaitRite events unmatched within 150 ms. Bias = mean IMU-minus-GaitRite timing error.</w:t>
       </w:r>
     </w:p>
     <w:p>
@@ -1825,26 +1816,11 @@
       </w:pPr>
       <w:r>
         <w:rPr>
+          <w:rFonts w:ascii="Times New Roman" w:hAnsi="Times New Roman"/>
           <w:b/>
-          <w:bCs/>
-        </w:rPr>
-        <w:lastRenderedPageBreak/>
-        <w:t xml:space="preserve">[TABLE 2: placeholder. Label: </w:t>
-      </w:r>
-      <w:r>
-        <w:rPr>
-          <w:rStyle w:val="VerbatimChar"/>
-          <w:b/>
-          <w:bCs/>
-        </w:rPr>
-        <w:t>tab:design</w:t>
-      </w:r>
-      <w:r>
-        <w:rPr>
-          <w:b/>
-          <w:bCs/>
-        </w:rPr>
-        <w:t>]</w:t>
+          <w:i w:val="0"/>
+        </w:rPr>
+        <w:t>[TABLE 2: uploaded separately as Table2_Pipeline_Design_Comparisons.docx]</w:t>
       </w:r>
     </w:p>
     <w:p>
@@ -1859,25 +1835,11 @@
       </w:pPr>
       <w:r>
         <w:rPr>
+          <w:rFonts w:ascii="Times New Roman" w:hAnsi="Times New Roman"/>
+          <w:b w:val="0"/>
           <w:i/>
-          <w:iCs/>
-        </w:rPr>
-        <w:t xml:space="preserve">Caption: Pipeline design comparisons. The blocks compare stance detection and integration anchors on their respective shared stride sets, so </w:t>
-      </w:r>
-      <m:oMath>
-        <m:r>
-          <w:rPr>
-            <w:rFonts w:ascii="Cambria Math" w:hAnsi="Cambria Math"/>
-          </w:rPr>
-          <m:t>N</m:t>
-        </m:r>
-      </m:oMath>
-      <w:r>
-        <w:rPr>
-          <w:i/>
-          <w:iCs/>
-        </w:rPr>
-        <w:t xml:space="preserve"> differs. All other pipeline steps were held constant. Bias = IMU minus GaitRite.</w:t>
+        </w:rPr>
+        <w:t>Table 2. Pipeline design comparisons. The blocks compare stance detection and integration anchors on their respective shared stride sets, so N differs. All other pipeline steps were held constant. Bias = IMU minus GaitRite.</w:t>
       </w:r>
     </w:p>
     <w:p>
@@ -2039,25 +2001,11 @@
       </w:pPr>
       <w:r>
         <w:rPr>
+          <w:rFonts w:ascii="Times New Roman" w:hAnsi="Times New Roman"/>
           <w:b/>
-          <w:bCs/>
-        </w:rPr>
-        <w:t xml:space="preserve">[TABLE 3: placeholder. Label: </w:t>
-      </w:r>
-      <w:r>
-        <w:rPr>
-          <w:rStyle w:val="VerbatimChar"/>
-          <w:b/>
-          <w:bCs/>
-        </w:rPr>
-        <w:t>tab:accuracy</w:t>
-      </w:r>
-      <w:r>
-        <w:rPr>
-          <w:b/>
-          <w:bCs/>
-        </w:rPr>
-        <w:t>]</w:t>
+          <w:i w:val="0"/>
+        </w:rPr>
+        <w:t>[TABLE 3: uploaded separately as Table3_Stride_Length_Accuracy.docx]</w:t>
       </w:r>
     </w:p>
     <w:p>
@@ -2068,40 +2016,11 @@
       </w:pPr>
       <w:r>
         <w:rPr>
+          <w:rFonts w:ascii="Times New Roman" w:hAnsi="Times New Roman"/>
+          <w:b w:val="0"/>
           <w:i/>
-          <w:iCs/>
-        </w:rPr>
-        <w:t xml:space="preserve">Caption: Bilateral ZUPT stride-length accuracy by condition. </w:t>
-      </w:r>
-      <m:oMath>
-        <m:r>
-          <w:rPr>
-            <w:rFonts w:ascii="Cambria Math" w:hAnsi="Cambria Math"/>
-          </w:rPr>
-          <m:t>n</m:t>
-        </m:r>
-      </m:oMath>
-      <w:r>
-        <w:rPr>
-          <w:i/>
-          <w:iCs/>
-        </w:rPr>
-        <w:t xml:space="preserve"> = participants; </w:t>
-      </w:r>
-      <m:oMath>
-        <m:r>
-          <w:rPr>
-            <w:rFonts w:ascii="Cambria Math" w:hAnsi="Cambria Math"/>
-          </w:rPr>
-          <m:t>N</m:t>
-        </m:r>
-      </m:oMath>
-      <w:r>
-        <w:rPr>
-          <w:i/>
-          <w:iCs/>
-        </w:rPr>
-        <w:t xml:space="preserve"> = matched stride pairs; bias = mean IMU-minus-GaitRite error; LoA = Bland–Altman 95% limits of agreement.</w:t>
+        </w:rPr>
+        <w:t>Table 3. Bilateral ZUPT stride-length accuracy by condition. n = participants; N = matched stride pairs; bias = mean IMU-minus-GaitRite error; LoA = Bland–Altman 95% limits of agreement.</w:t>
       </w:r>
     </w:p>
     <w:p>
@@ -2123,25 +2042,11 @@
       </w:pPr>
       <w:r>
         <w:rPr>
+          <w:rFonts w:ascii="Times New Roman" w:hAnsi="Times New Roman"/>
           <w:b/>
-          <w:bCs/>
-        </w:rPr>
-        <w:t xml:space="preserve">[FIGURE 2: placeholder. Label: </w:t>
-      </w:r>
-      <w:r>
-        <w:rPr>
-          <w:rStyle w:val="VerbatimChar"/>
-          <w:b/>
-          <w:bCs/>
-        </w:rPr>
-        <w:t>fig:scatter</w:t>
-      </w:r>
-      <w:r>
-        <w:rPr>
-          <w:b/>
-          <w:bCs/>
-        </w:rPr>
-        <w:t>]</w:t>
+          <w:i w:val="0"/>
+        </w:rPr>
+        <w:t>[FIGURE 2: uploaded separately as Figure2_Agreement.pdf]</w:t>
       </w:r>
     </w:p>
     <w:p>
@@ -2155,59 +2060,11 @@
       </w:pPr>
       <w:r>
         <w:rPr>
+          <w:rFonts w:ascii="Times New Roman" w:hAnsi="Times New Roman"/>
+          <w:b w:val="0"/>
           <w:i/>
-          <w:iCs/>
-        </w:rPr>
-        <w:t xml:space="preserve">Caption: Stride length agreement between IMU and GaitRite. (a) All 10,472 matched strides. The dashed line marks identity, and the contour encloses the densest 97.5% of points. Linear fit </w:t>
-      </w:r>
-      <m:oMath>
-        <m:sSup>
-          <m:sSupPr>
-            <m:ctrlPr>
-              <w:rPr>
-                <w:rFonts w:ascii="Cambria Math" w:hAnsi="Cambria Math"/>
-              </w:rPr>
-            </m:ctrlPr>
-          </m:sSupPr>
-          <m:e>
-            <m:r>
-              <w:rPr>
-                <w:rFonts w:ascii="Cambria Math" w:hAnsi="Cambria Math"/>
-              </w:rPr>
-              <m:t>R</m:t>
-            </m:r>
-          </m:e>
-          <m:sup>
-            <m:r>
-              <w:rPr>
-                <w:rFonts w:ascii="Cambria Math" w:hAnsi="Cambria Math"/>
-              </w:rPr>
-              <m:t>2</m:t>
-            </m:r>
-          </m:sup>
-        </m:sSup>
-        <m:r>
-          <m:rPr>
-            <m:sty m:val="p"/>
-          </m:rPr>
-          <w:rPr>
-            <w:rFonts w:ascii="Cambria Math" w:hAnsi="Cambria Math"/>
-          </w:rPr>
-          <m:t>=</m:t>
-        </m:r>
-        <m:r>
-          <w:rPr>
-            <w:rFonts w:ascii="Cambria Math" w:hAnsi="Cambria Math"/>
-          </w:rPr>
-          <m:t>0.954</m:t>
-        </m:r>
-      </m:oMath>
-      <w:r>
-        <w:rPr>
-          <w:i/>
-          <w:iCs/>
-        </w:rPr>
-        <w:t>, slope = 1.012, and ICC(2,1) = 0.976. (b) Bland–Altman plot. The red line marks mean bias (+0.003 m), dashed lines mark the 95% limits of agreement (-0.073 to +0.078 m), and the dotted line shows proportional bias (slope = 0.036).</w:t>
+        </w:rPr>
+        <w:t>Figure 2. Stride length agreement between IMU and GaitRite. (a) All 10,472 matched strides. The dashed line marks identity, and the contour encloses the densest 97.5% of points. Linear fit R² = 0.954, slope = 1.012, and ICC(2,1) = 0.976. (b) Bland–Altman plot. The red line marks mean bias (+0.003 m), dashed lines mark the 95% limits of agreement (−0.073 to +0.078 m), and the dotted line shows proportional bias (slope = 0.036).</w:t>
       </w:r>
     </w:p>
     <w:p>
@@ -2223,25 +2080,11 @@
       </w:pPr>
       <w:r>
         <w:rPr>
+          <w:rFonts w:ascii="Times New Roman" w:hAnsi="Times New Roman"/>
           <w:b/>
-          <w:bCs/>
-        </w:rPr>
-        <w:t xml:space="preserve">[FIGURE 3: placeholder. Label: </w:t>
-      </w:r>
-      <w:r>
-        <w:rPr>
-          <w:rStyle w:val="VerbatimChar"/>
-          <w:b/>
-          <w:bCs/>
-        </w:rPr>
-        <w:t>fig:subject_accuracy</w:t>
-      </w:r>
-      <w:r>
-        <w:rPr>
-          <w:b/>
-          <w:bCs/>
-        </w:rPr>
-        <w:t>]</w:t>
+          <w:i w:val="0"/>
+        </w:rPr>
+        <w:t>[FIGURE 3: uploaded separately as Figure3_Subject_Accuracy.pdf]</w:t>
       </w:r>
     </w:p>
     <w:p>
@@ -2255,40 +2098,11 @@
       </w:pPr>
       <w:r>
         <w:rPr>
+          <w:rFonts w:ascii="Times New Roman" w:hAnsi="Times New Roman"/>
+          <w:b w:val="0"/>
           <w:i/>
-          <w:iCs/>
-        </w:rPr>
-        <w:t>Caption: Participant stride-length accuracy across conditions (</w:t>
-      </w:r>
-      <m:oMath>
-        <m:r>
-          <w:rPr>
-            <w:rFonts w:ascii="Cambria Math" w:hAnsi="Cambria Math"/>
-          </w:rPr>
-          <m:t>n</m:t>
-        </m:r>
-        <m:r>
-          <m:rPr>
-            <m:sty m:val="p"/>
-          </m:rPr>
-          <w:rPr>
-            <w:rFonts w:ascii="Cambria Math" w:hAnsi="Cambria Math"/>
-          </w:rPr>
-          <m:t>=</m:t>
-        </m:r>
-        <m:r>
-          <w:rPr>
-            <w:rFonts w:ascii="Cambria Math" w:hAnsi="Cambria Math"/>
-          </w:rPr>
-          <m:t>32</m:t>
-        </m:r>
-      </m:oMath>
-      <w:r>
-        <w:rPr>
-          <w:i/>
-          <w:iCs/>
-        </w:rPr>
-        <w:t>). Dots show participants sorted by MAE with 95% CIs. The solid red and dashed grey lines mark the mean (2.5 cm) and median (2.4 cm), respectively.</w:t>
+        </w:rPr>
+        <w:t>Figure 3. Participant stride-length accuracy across conditions (n = 32). Dots show participants sorted by MAE with 95% CIs. The solid red and dashed grey lines mark the mean (2.5 cm) and median (2.4 cm), respectively.</w:t>
       </w:r>
     </w:p>
     <w:p>
@@ -2870,25 +2684,11 @@
       </w:pPr>
       <w:r>
         <w:rPr>
+          <w:rFonts w:ascii="Times New Roman" w:hAnsi="Times New Roman"/>
           <w:b/>
-          <w:bCs/>
-        </w:rPr>
-        <w:t xml:space="preserve">[TABLE 4: placeholder. Label: </w:t>
-      </w:r>
-      <w:r>
-        <w:rPr>
-          <w:rStyle w:val="VerbatimChar"/>
-          <w:b/>
-          <w:bCs/>
-        </w:rPr>
-        <w:t>tab:spatiotemporal</w:t>
-      </w:r>
-      <w:r>
-        <w:rPr>
-          <w:b/>
-          <w:bCs/>
-        </w:rPr>
-        <w:t>]</w:t>
+          <w:i w:val="0"/>
+        </w:rPr>
+        <w:t>[TABLE 4: uploaded separately as Table4_Spatiotemporal_Agreement.docx]</w:t>
       </w:r>
     </w:p>
     <w:p>
@@ -2903,10 +2703,11 @@
       </w:pPr>
       <w:r>
         <w:rPr>
+          <w:rFonts w:ascii="Times New Roman" w:hAnsi="Times New Roman"/>
+          <w:b w:val="0"/>
           <w:i/>
-          <w:iCs/>
-        </w:rPr>
-        <w:t>Caption: Spatiotemporal agreement by condition across 10,472 matched strides. GaitRite and IMU values are mean (SD), and bias = IMU minus GaitRite. Stride-length CV is calculated within participant and reported as the cohort mean.</w:t>
+        </w:rPr>
+        <w:t>Table 4. Spatiotemporal agreement by condition across 10,472 matched strides. GaitRite and IMU values are mean (SD), and bias = IMU minus GaitRite. Stride-length CV is calculated within participant and reported as the cohort mean.</w:t>
       </w:r>
     </w:p>
     <w:p>

--- a/submission_upload/01_Text_Only_Manuscript/Manuscript_Text_Only.docx
+++ b/submission_upload/01_Text_Only_Manuscript/Manuscript_Text_Only.docx
@@ -85,6 +85,9 @@
       </w:r>
     </w:p>
     <w:p>
+      <w:pPr>
+        <w:jc w:val="left"/>
+      </w:pPr>
       <w:r>
         <w:rPr>
           <w:sz w:val="20"/>
@@ -93,6 +96,9 @@
       </w:r>
     </w:p>
     <w:p>
+      <w:pPr>
+        <w:jc w:val="left"/>
+      </w:pPr>
       <w:r>
         <w:rPr>
           <w:sz w:val="20"/>
@@ -101,6 +107,9 @@
       </w:r>
     </w:p>
     <w:p>
+      <w:pPr>
+        <w:jc w:val="left"/>
+      </w:pPr>
       <w:r>
         <w:rPr>
           <w:sz w:val="20"/>
@@ -109,6 +118,9 @@
       </w:r>
     </w:p>
     <w:p>
+      <w:pPr>
+        <w:jc w:val="left"/>
+      </w:pPr>
       <w:r>
         <w:rPr>
           <w:sz w:val="20"/>
@@ -117,6 +129,9 @@
       </w:r>
     </w:p>
     <w:p>
+      <w:pPr>
+        <w:jc w:val="left"/>
+      </w:pPr>
       <w:r>
         <w:rPr>
           <w:sz w:val="20"/>
@@ -125,6 +140,9 @@
       </w:r>
     </w:p>
     <w:p>
+      <w:pPr>
+        <w:jc w:val="left"/>
+      </w:pPr>
       <w:r>
         <w:rPr>
           <w:sz w:val="20"/>
@@ -141,6 +159,7 @@
     <w:p>
       <w:pPr>
         <w:pStyle w:val="Heading1"/>
+        <w:jc w:val="left"/>
       </w:pPr>
       <w:bookmarkStart w:id="0" w:name="abstract"/>
       <w:r>
@@ -217,6 +236,9 @@
       </w:r>
     </w:p>
     <w:p>
+      <w:pPr>
+        <w:jc w:val="left"/>
+      </w:pPr>
       <w:r>
         <w:br w:type="page"/>
       </w:r>
@@ -224,7 +246,7 @@
     <w:p>
       <w:pPr>
         <w:pStyle w:val="Heading1"/>
-        <w:jc w:val="both"/>
+        <w:jc w:val="left"/>
       </w:pPr>
       <w:bookmarkStart w:id="1" w:name="introduction"/>
       <w:bookmarkEnd w:id="0"/>
@@ -387,6 +409,9 @@
       </w:r>
     </w:p>
     <w:p>
+      <w:pPr>
+        <w:jc w:val="left"/>
+      </w:pPr>
       <w:r>
         <w:br w:type="page"/>
       </w:r>
@@ -394,7 +419,7 @@
     <w:p>
       <w:pPr>
         <w:pStyle w:val="Heading1"/>
-        <w:jc w:val="both"/>
+        <w:jc w:val="left"/>
       </w:pPr>
       <w:bookmarkStart w:id="2" w:name="materials-methods"/>
       <w:bookmarkEnd w:id="1"/>
@@ -406,7 +431,7 @@
     <w:p>
       <w:pPr>
         <w:pStyle w:val="Heading2"/>
-        <w:jc w:val="both"/>
+        <w:jc w:val="left"/>
       </w:pPr>
       <w:bookmarkStart w:id="3" w:name="participants"/>
       <w:r>
@@ -525,7 +550,7 @@
     <w:p>
       <w:pPr>
         <w:pStyle w:val="Heading2"/>
-        <w:jc w:val="both"/>
+        <w:jc w:val="left"/>
       </w:pPr>
       <w:bookmarkStart w:id="4" w:name="instrumentation"/>
       <w:bookmarkEnd w:id="3"/>
@@ -609,7 +634,7 @@
     <w:p>
       <w:pPr>
         <w:pStyle w:val="Heading2"/>
-        <w:jc w:val="both"/>
+        <w:jc w:val="left"/>
       </w:pPr>
       <w:bookmarkStart w:id="5" w:name="protocol"/>
       <w:bookmarkEnd w:id="4"/>
@@ -637,7 +662,7 @@
     <w:p>
       <w:pPr>
         <w:pStyle w:val="Heading2"/>
-        <w:jc w:val="both"/>
+        <w:jc w:val="left"/>
       </w:pPr>
       <w:bookmarkStart w:id="6" w:name="signal-preprocessing"/>
       <w:bookmarkEnd w:id="5"/>
@@ -686,7 +711,7 @@
       <w:pPr>
         <w:pStyle w:val="BlockText"/>
         <w:keepLines/>
-        <w:jc w:val="both"/>
+        <w:jc w:val="left"/>
         <w:rPr>
           <w:i/>
           <w:iCs/>
@@ -732,7 +757,7 @@
     <w:p>
       <w:pPr>
         <w:pStyle w:val="Heading2"/>
-        <w:jc w:val="both"/>
+        <w:jc w:val="left"/>
       </w:pPr>
       <w:bookmarkStart w:id="7" w:name="sec:events"/>
       <w:bookmarkEnd w:id="6"/>
@@ -764,7 +789,7 @@
     <w:p>
       <w:pPr>
         <w:pStyle w:val="Heading2"/>
-        <w:jc w:val="both"/>
+        <w:jc w:val="left"/>
       </w:pPr>
       <w:bookmarkStart w:id="8" w:name="sec:stance"/>
       <w:bookmarkEnd w:id="7"/>
@@ -847,7 +872,7 @@
     <w:p>
       <w:pPr>
         <w:pStyle w:val="Heading2"/>
-        <w:jc w:val="both"/>
+        <w:jc w:val="left"/>
       </w:pPr>
       <w:bookmarkStart w:id="9" w:name="zupt-stride-length-integration"/>
       <w:bookmarkEnd w:id="8"/>
@@ -890,7 +915,7 @@
     <w:p>
       <w:pPr>
         <w:pStyle w:val="Heading3"/>
-        <w:jc w:val="both"/>
+        <w:jc w:val="left"/>
       </w:pPr>
       <w:bookmarkStart w:id="10" w:name="orientation-tracking"/>
       <w:r>
@@ -1052,7 +1077,7 @@
     <w:p>
       <w:pPr>
         <w:pStyle w:val="Heading3"/>
-        <w:jc w:val="both"/>
+        <w:jc w:val="left"/>
       </w:pPr>
       <w:bookmarkStart w:id="11" w:name="X2fb5b7dfecd7ae0fb648b723dd4b486fcaafee1"/>
       <w:bookmarkEnd w:id="10"/>
@@ -1084,7 +1109,7 @@
     <w:p>
       <w:pPr>
         <w:pStyle w:val="Heading3"/>
-        <w:jc w:val="both"/>
+        <w:jc w:val="left"/>
       </w:pPr>
       <w:bookmarkStart w:id="12" w:name="retroactive-gravity-residual-correction"/>
       <w:bookmarkEnd w:id="11"/>
@@ -1382,7 +1407,7 @@
     <w:p>
       <w:pPr>
         <w:pStyle w:val="Heading3"/>
-        <w:jc w:val="both"/>
+        <w:jc w:val="left"/>
       </w:pPr>
       <w:bookmarkStart w:id="13" w:name="algorithm-summary"/>
       <w:bookmarkEnd w:id="12"/>
@@ -1418,6 +1443,7 @@
         <w:pStyle w:val="BlockText"/>
         <w:keepNext/>
         <w:keepLines/>
+        <w:jc w:val="left"/>
         <w:rPr>
           <w:b/>
           <w:bCs/>
@@ -1437,6 +1463,7 @@
         <w:pStyle w:val="BlockText"/>
         <w:keepNext/>
         <w:keepLines/>
+        <w:jc w:val="left"/>
       </w:pPr>
       <w:r>
         <w:rPr>
@@ -1455,7 +1482,7 @@
     <w:p>
       <w:pPr>
         <w:pStyle w:val="Heading2"/>
-        <w:jc w:val="both"/>
+        <w:jc w:val="left"/>
       </w:pPr>
       <w:bookmarkStart w:id="14" w:name="sec:matching"/>
       <w:bookmarkEnd w:id="9"/>
@@ -1512,7 +1539,7 @@
     <w:p>
       <w:pPr>
         <w:pStyle w:val="Heading2"/>
-        <w:jc w:val="both"/>
+        <w:jc w:val="left"/>
       </w:pPr>
       <w:bookmarkStart w:id="15" w:name="sec:outcomes"/>
       <w:bookmarkEnd w:id="14"/>
@@ -1668,6 +1695,9 @@
       </w:r>
     </w:p>
     <w:p>
+      <w:pPr>
+        <w:jc w:val="left"/>
+      </w:pPr>
       <w:r>
         <w:br w:type="page"/>
       </w:r>
@@ -1675,6 +1705,7 @@
     <w:p>
       <w:pPr>
         <w:pStyle w:val="Heading1"/>
+        <w:jc w:val="left"/>
       </w:pPr>
       <w:bookmarkStart w:id="16" w:name="results"/>
       <w:bookmarkEnd w:id="2"/>
@@ -1687,7 +1718,7 @@
     <w:p>
       <w:pPr>
         <w:pStyle w:val="Heading2"/>
-        <w:jc w:val="both"/>
+        <w:jc w:val="left"/>
       </w:pPr>
       <w:bookmarkStart w:id="17" w:name="gait-event-detection-accuracy"/>
       <w:r>
@@ -1721,7 +1752,7 @@
         <w:pStyle w:val="BlockText"/>
         <w:keepNext/>
         <w:keepLines/>
-        <w:jc w:val="both"/>
+        <w:jc w:val="left"/>
       </w:pPr>
       <w:r>
         <w:rPr>
@@ -1736,7 +1767,7 @@
       <w:pPr>
         <w:pStyle w:val="BlockText"/>
         <w:keepLines/>
-        <w:jc w:val="both"/>
+        <w:jc w:val="left"/>
         <w:rPr>
           <w:i/>
           <w:iCs/>
@@ -1759,7 +1790,7 @@
     <w:p>
       <w:pPr>
         <w:pStyle w:val="Heading2"/>
-        <w:jc w:val="both"/>
+        <w:jc w:val="left"/>
       </w:pPr>
       <w:bookmarkStart w:id="18" w:name="Xd86e64a745c46e2bf38b636da7693d2091dbbe3"/>
       <w:bookmarkEnd w:id="17"/>
@@ -1813,6 +1844,7 @@
         <w:pStyle w:val="BlockText"/>
         <w:keepNext/>
         <w:keepLines/>
+        <w:jc w:val="left"/>
       </w:pPr>
       <w:r>
         <w:rPr>
@@ -1827,7 +1859,7 @@
       <w:pPr>
         <w:pStyle w:val="BlockText"/>
         <w:keepLines/>
-        <w:jc w:val="both"/>
+        <w:jc w:val="left"/>
         <w:rPr>
           <w:i/>
           <w:iCs/>
@@ -1851,7 +1883,7 @@
     <w:p>
       <w:pPr>
         <w:pStyle w:val="Heading2"/>
-        <w:jc w:val="both"/>
+        <w:jc w:val="left"/>
       </w:pPr>
       <w:bookmarkStart w:id="19" w:name="sec:results_accuracy"/>
       <w:bookmarkEnd w:id="18"/>
@@ -1997,7 +2029,7 @@
         <w:pStyle w:val="BlockText"/>
         <w:keepNext/>
         <w:keepLines/>
-        <w:jc w:val="both"/>
+        <w:jc w:val="left"/>
       </w:pPr>
       <w:r>
         <w:rPr>
@@ -2012,7 +2044,7 @@
       <w:pPr>
         <w:pStyle w:val="BlockText"/>
         <w:keepLines/>
-        <w:jc w:val="both"/>
+        <w:jc w:val="left"/>
       </w:pPr>
       <w:r>
         <w:rPr>
@@ -2028,6 +2060,7 @@
         <w:pStyle w:val="BlockText"/>
         <w:keepNext/>
         <w:keepLines/>
+        <w:jc w:val="left"/>
         <w:rPr>
           <w:b/>
           <w:bCs/>
@@ -2039,6 +2072,7 @@
         <w:pStyle w:val="BlockText"/>
         <w:keepNext/>
         <w:keepLines/>
+        <w:jc w:val="left"/>
       </w:pPr>
       <w:r>
         <w:rPr>
@@ -2053,6 +2087,7 @@
       <w:pPr>
         <w:pStyle w:val="BlockText"/>
         <w:keepLines/>
+        <w:jc w:val="left"/>
         <w:rPr>
           <w:i/>
           <w:iCs/>
@@ -2077,6 +2112,7 @@
         <w:pStyle w:val="BlockText"/>
         <w:keepNext/>
         <w:keepLines/>
+        <w:jc w:val="left"/>
       </w:pPr>
       <w:r>
         <w:rPr>
@@ -2091,6 +2127,7 @@
       <w:pPr>
         <w:pStyle w:val="BlockText"/>
         <w:keepLines/>
+        <w:jc w:val="left"/>
         <w:rPr>
           <w:i/>
           <w:iCs/>
@@ -2113,7 +2150,7 @@
     <w:p>
       <w:pPr>
         <w:pStyle w:val="Heading3"/>
-        <w:jc w:val="both"/>
+        <w:jc w:val="left"/>
       </w:pPr>
       <w:bookmarkStart w:id="20" w:name="X465397551c79621803eb45cea87c617818668d5"/>
       <w:r>
@@ -2404,7 +2441,7 @@
     <w:p>
       <w:pPr>
         <w:pStyle w:val="Heading2"/>
-        <w:jc w:val="both"/>
+        <w:jc w:val="left"/>
       </w:pPr>
       <w:bookmarkStart w:id="21" w:name="sec:robustness"/>
       <w:bookmarkEnd w:id="19"/>
@@ -2451,7 +2488,7 @@
     <w:p>
       <w:pPr>
         <w:pStyle w:val="Heading2"/>
-        <w:jc w:val="both"/>
+        <w:jc w:val="left"/>
       </w:pPr>
       <w:bookmarkStart w:id="22" w:name="other-spatiotemporal-gait-parameters"/>
       <w:bookmarkEnd w:id="21"/>
@@ -2680,7 +2717,7 @@
         <w:pStyle w:val="BlockText"/>
         <w:keepNext/>
         <w:keepLines/>
-        <w:jc w:val="both"/>
+        <w:jc w:val="left"/>
       </w:pPr>
       <w:r>
         <w:rPr>
@@ -2695,7 +2732,7 @@
       <w:pPr>
         <w:pStyle w:val="BlockText"/>
         <w:keepLines/>
-        <w:jc w:val="both"/>
+        <w:jc w:val="left"/>
         <w:rPr>
           <w:i/>
           <w:iCs/>
@@ -2711,6 +2748,9 @@
       </w:r>
     </w:p>
     <w:p>
+      <w:pPr>
+        <w:jc w:val="left"/>
+      </w:pPr>
       <w:r>
         <w:br w:type="page"/>
       </w:r>
@@ -2718,6 +2758,7 @@
     <w:p>
       <w:pPr>
         <w:pStyle w:val="Heading1"/>
+        <w:jc w:val="left"/>
       </w:pPr>
       <w:bookmarkStart w:id="23" w:name="discussion"/>
       <w:bookmarkEnd w:id="16"/>
@@ -2989,7 +3030,7 @@
     <w:p>
       <w:pPr>
         <w:pStyle w:val="Heading1"/>
-        <w:jc w:val="both"/>
+        <w:jc w:val="left"/>
       </w:pPr>
       <w:bookmarkStart w:id="24" w:name="conclusions"/>
       <w:bookmarkEnd w:id="23"/>
@@ -3008,6 +3049,9 @@
       </w:r>
     </w:p>
     <w:p>
+      <w:pPr>
+        <w:jc w:val="left"/>
+      </w:pPr>
       <w:r>
         <w:br w:type="page"/>
       </w:r>
@@ -3015,7 +3059,7 @@
     <w:p>
       <w:pPr>
         <w:pStyle w:val="Heading1"/>
-        <w:jc w:val="both"/>
+        <w:jc w:val="left"/>
       </w:pPr>
       <w:bookmarkStart w:id="25" w:name="acknowledgements"/>
       <w:bookmarkEnd w:id="24"/>
@@ -3037,7 +3081,7 @@
     <w:p>
       <w:pPr>
         <w:pStyle w:val="Heading1"/>
-        <w:jc w:val="both"/>
+        <w:jc w:val="left"/>
       </w:pPr>
       <w:bookmarkStart w:id="26" w:name="funding"/>
       <w:bookmarkEnd w:id="25"/>
@@ -3058,7 +3102,7 @@
     <w:p>
       <w:pPr>
         <w:pStyle w:val="Heading1"/>
-        <w:jc w:val="both"/>
+        <w:jc w:val="left"/>
       </w:pPr>
       <w:bookmarkStart w:id="27" w:name="competing-interests"/>
       <w:bookmarkEnd w:id="26"/>
@@ -3079,7 +3123,7 @@
     <w:p>
       <w:pPr>
         <w:pStyle w:val="Heading1"/>
-        <w:jc w:val="both"/>
+        <w:jc w:val="left"/>
       </w:pPr>
       <w:bookmarkStart w:id="28" w:name="author-contributions"/>
       <w:bookmarkEnd w:id="27"/>
@@ -3193,7 +3237,7 @@
     <w:p>
       <w:pPr>
         <w:pStyle w:val="Heading1"/>
-        <w:jc w:val="both"/>
+        <w:jc w:val="left"/>
       </w:pPr>
       <w:bookmarkStart w:id="29" w:name="human-ethics"/>
       <w:bookmarkEnd w:id="28"/>
@@ -3214,7 +3258,7 @@
     <w:p>
       <w:pPr>
         <w:pStyle w:val="Heading1"/>
-        <w:jc w:val="both"/>
+        <w:jc w:val="left"/>
       </w:pPr>
       <w:bookmarkStart w:id="30" w:name="data-availability"/>
       <w:bookmarkEnd w:id="29"/>
@@ -3233,6 +3277,9 @@
       </w:r>
     </w:p>
     <w:p>
+      <w:pPr>
+        <w:jc w:val="left"/>
+      </w:pPr>
       <w:r>
         <w:br w:type="page"/>
       </w:r>
@@ -3240,6 +3287,7 @@
     <w:p>
       <w:pPr>
         <w:pStyle w:val="Heading1"/>
+        <w:jc w:val="left"/>
       </w:pPr>
       <w:bookmarkStart w:id="31" w:name="bibliography"/>
       <w:bookmarkEnd w:id="30"/>
@@ -3252,6 +3300,7 @@
       <w:pPr>
         <w:pStyle w:val="Bibliography"/>
         <w:spacing w:after="120" w:line="480" w:lineRule="auto"/>
+        <w:jc w:val="both"/>
       </w:pPr>
       <w:bookmarkStart w:id="32" w:name="ref-Arens2021"/>
       <w:bookmarkStart w:id="33" w:name="refs"/>
@@ -3284,6 +3333,7 @@
       <w:pPr>
         <w:pStyle w:val="Bibliography"/>
         <w:spacing w:after="120" w:line="480" w:lineRule="auto"/>
+        <w:jc w:val="both"/>
       </w:pPr>
       <w:bookmarkStart w:id="34" w:name="ref-Beauchet2005"/>
       <w:bookmarkEnd w:id="32"/>
@@ -3316,6 +3366,7 @@
       <w:pPr>
         <w:pStyle w:val="Bibliography"/>
         <w:spacing w:after="120" w:line="480" w:lineRule="auto"/>
+        <w:jc w:val="both"/>
       </w:pPr>
       <w:bookmarkStart w:id="35" w:name="ref-Bland1986"/>
       <w:bookmarkEnd w:id="34"/>
@@ -3348,6 +3399,7 @@
       <w:pPr>
         <w:pStyle w:val="Bibliography"/>
         <w:spacing w:after="120" w:line="480" w:lineRule="auto"/>
+        <w:jc w:val="both"/>
       </w:pPr>
       <w:bookmarkStart w:id="36" w:name="ref-Boutaayamou2025"/>
       <w:bookmarkEnd w:id="35"/>
@@ -3380,6 +3432,7 @@
       <w:pPr>
         <w:pStyle w:val="Bibliography"/>
         <w:spacing w:after="120" w:line="480" w:lineRule="auto"/>
+        <w:jc w:val="both"/>
       </w:pPr>
       <w:bookmarkStart w:id="37" w:name="ref-Bytyci2021"/>
       <w:bookmarkEnd w:id="36"/>
@@ -3412,6 +3465,7 @@
       <w:pPr>
         <w:pStyle w:val="Bibliography"/>
         <w:spacing w:after="120" w:line="480" w:lineRule="auto"/>
+        <w:jc w:val="both"/>
       </w:pPr>
       <w:bookmarkStart w:id="38" w:name="ref-Commandeur2018"/>
       <w:bookmarkEnd w:id="37"/>
@@ -3444,6 +3498,7 @@
       <w:pPr>
         <w:pStyle w:val="Bibliography"/>
         <w:spacing w:after="120" w:line="480" w:lineRule="auto"/>
+        <w:jc w:val="both"/>
       </w:pPr>
       <w:bookmarkStart w:id="39" w:name="ref-Ensink2023"/>
       <w:bookmarkEnd w:id="38"/>
@@ -3477,6 +3532,7 @@
       <w:pPr>
         <w:pStyle w:val="Bibliography"/>
         <w:spacing w:after="120" w:line="480" w:lineRule="auto"/>
+        <w:jc w:val="both"/>
       </w:pPr>
       <w:bookmarkStart w:id="40" w:name="ref-Foxlin2005"/>
       <w:bookmarkEnd w:id="39"/>
@@ -3509,6 +3565,7 @@
       <w:pPr>
         <w:pStyle w:val="Bibliography"/>
         <w:spacing w:after="120" w:line="480" w:lineRule="auto"/>
+        <w:jc w:val="both"/>
       </w:pPr>
       <w:bookmarkStart w:id="41" w:name="ref-Greene2010"/>
       <w:bookmarkEnd w:id="40"/>
@@ -3541,6 +3598,7 @@
       <w:pPr>
         <w:pStyle w:val="Bibliography"/>
         <w:spacing w:after="120" w:line="480" w:lineRule="auto"/>
+        <w:jc w:val="both"/>
       </w:pPr>
       <w:bookmarkStart w:id="42" w:name="ref-Hannink2017"/>
       <w:bookmarkEnd w:id="41"/>
@@ -3573,6 +3631,7 @@
       <w:pPr>
         <w:pStyle w:val="Bibliography"/>
         <w:spacing w:after="120" w:line="480" w:lineRule="auto"/>
+        <w:jc w:val="both"/>
       </w:pPr>
       <w:bookmarkStart w:id="43" w:name="ref-Hausdorff2008"/>
       <w:bookmarkEnd w:id="42"/>
@@ -3605,6 +3664,7 @@
       <w:pPr>
         <w:pStyle w:val="Bibliography"/>
         <w:spacing w:after="120" w:line="480" w:lineRule="auto"/>
+        <w:jc w:val="both"/>
       </w:pPr>
       <w:bookmarkStart w:id="44" w:name="ref-Kottner2011"/>
       <w:bookmarkEnd w:id="43"/>
@@ -3637,6 +3697,7 @@
       <w:pPr>
         <w:pStyle w:val="Bibliography"/>
         <w:spacing w:after="120" w:line="480" w:lineRule="auto"/>
+        <w:jc w:val="both"/>
       </w:pPr>
       <w:bookmarkStart w:id="45" w:name="ref-Kuderle2022"/>
       <w:bookmarkEnd w:id="44"/>
@@ -3673,6 +3734,7 @@
       <w:pPr>
         <w:pStyle w:val="Bibliography"/>
         <w:spacing w:after="120" w:line="480" w:lineRule="auto"/>
+        <w:jc w:val="both"/>
       </w:pPr>
       <w:bookmarkStart w:id="46" w:name="ref-Laidig2021"/>
       <w:bookmarkEnd w:id="45"/>
@@ -3705,6 +3767,7 @@
       <w:pPr>
         <w:pStyle w:val="Bibliography"/>
         <w:spacing w:after="120" w:line="480" w:lineRule="auto"/>
+        <w:jc w:val="both"/>
       </w:pPr>
       <w:bookmarkStart w:id="47" w:name="ref-Li2023"/>
       <w:bookmarkEnd w:id="46"/>
@@ -3737,6 +3800,7 @@
       <w:pPr>
         <w:pStyle w:val="Bibliography"/>
         <w:spacing w:after="120" w:line="480" w:lineRule="auto"/>
+        <w:jc w:val="both"/>
       </w:pPr>
       <w:bookmarkStart w:id="48" w:name="ref-Lin2025"/>
       <w:bookmarkEnd w:id="47"/>
@@ -3769,6 +3833,7 @@
       <w:pPr>
         <w:pStyle w:val="Bibliography"/>
         <w:spacing w:after="120" w:line="480" w:lineRule="auto"/>
+        <w:jc w:val="both"/>
       </w:pPr>
       <w:bookmarkStart w:id="49" w:name="ref-Luo2024"/>
       <w:bookmarkEnd w:id="48"/>
@@ -3801,6 +3866,7 @@
       <w:pPr>
         <w:pStyle w:val="Bibliography"/>
         <w:spacing w:after="120" w:line="480" w:lineRule="auto"/>
+        <w:jc w:val="both"/>
       </w:pPr>
       <w:bookmarkStart w:id="50" w:name="ref-Mahony2008"/>
       <w:bookmarkEnd w:id="49"/>
@@ -3833,6 +3899,7 @@
       <w:pPr>
         <w:pStyle w:val="Bibliography"/>
         <w:spacing w:after="120" w:line="480" w:lineRule="auto"/>
+        <w:jc w:val="both"/>
       </w:pPr>
       <w:bookmarkStart w:id="51" w:name="ref-Maki1997"/>
       <w:bookmarkEnd w:id="50"/>
@@ -3865,6 +3932,7 @@
       <w:pPr>
         <w:pStyle w:val="Bibliography"/>
         <w:spacing w:after="120" w:line="480" w:lineRule="auto"/>
+        <w:jc w:val="both"/>
       </w:pPr>
       <w:bookmarkStart w:id="52" w:name="ref-Mariani2010"/>
       <w:bookmarkEnd w:id="51"/>
@@ -3901,6 +3969,7 @@
       <w:pPr>
         <w:pStyle w:val="Bibliography"/>
         <w:spacing w:after="120" w:line="480" w:lineRule="auto"/>
+        <w:jc w:val="both"/>
       </w:pPr>
       <w:bookmarkStart w:id="53" w:name="ref-Montero-Odasso2012"/>
       <w:bookmarkEnd w:id="52"/>
@@ -3933,6 +4002,7 @@
       <w:pPr>
         <w:pStyle w:val="Bibliography"/>
         <w:spacing w:after="120" w:line="480" w:lineRule="auto"/>
+        <w:jc w:val="both"/>
       </w:pPr>
       <w:bookmarkStart w:id="54" w:name="ref-Morris2019"/>
       <w:bookmarkEnd w:id="53"/>
@@ -3965,6 +4035,7 @@
       <w:pPr>
         <w:pStyle w:val="Bibliography"/>
         <w:spacing w:after="120" w:line="480" w:lineRule="auto"/>
+        <w:jc w:val="both"/>
       </w:pPr>
       <w:bookmarkStart w:id="55" w:name="ref-Nasreddine2005"/>
       <w:bookmarkEnd w:id="54"/>
@@ -3997,6 +4068,7 @@
       <w:pPr>
         <w:pStyle w:val="Bibliography"/>
         <w:spacing w:after="120" w:line="480" w:lineRule="auto"/>
+        <w:jc w:val="both"/>
       </w:pPr>
       <w:bookmarkStart w:id="56" w:name="ref-Nilsson2012"/>
       <w:bookmarkEnd w:id="55"/>
@@ -4029,6 +4101,7 @@
       <w:pPr>
         <w:pStyle w:val="Bibliography"/>
         <w:spacing w:after="120" w:line="480" w:lineRule="auto"/>
+        <w:jc w:val="both"/>
       </w:pPr>
       <w:bookmarkStart w:id="57" w:name="ref-Rampp2015"/>
       <w:bookmarkEnd w:id="56"/>
@@ -4061,6 +4134,7 @@
       <w:pPr>
         <w:pStyle w:val="Bibliography"/>
         <w:spacing w:after="120" w:line="480" w:lineRule="auto"/>
+        <w:jc w:val="both"/>
       </w:pPr>
       <w:bookmarkStart w:id="58" w:name="ref-Salarian2004"/>
       <w:bookmarkEnd w:id="57"/>
@@ -4094,6 +4168,7 @@
       <w:pPr>
         <w:pStyle w:val="Bibliography"/>
         <w:spacing w:after="120" w:line="480" w:lineRule="auto"/>
+        <w:jc w:val="both"/>
       </w:pPr>
       <w:bookmarkStart w:id="59" w:name="ref-Shrout1979"/>
       <w:bookmarkEnd w:id="58"/>
@@ -4126,6 +4201,7 @@
       <w:pPr>
         <w:pStyle w:val="Bibliography"/>
         <w:spacing w:after="120" w:line="480" w:lineRule="auto"/>
+        <w:jc w:val="both"/>
       </w:pPr>
       <w:bookmarkStart w:id="60" w:name="ref-Sijobert2015"/>
       <w:bookmarkEnd w:id="59"/>
@@ -4158,6 +4234,7 @@
       <w:pPr>
         <w:pStyle w:val="Bibliography"/>
         <w:spacing w:after="120" w:line="480" w:lineRule="auto"/>
+        <w:jc w:val="both"/>
       </w:pPr>
       <w:bookmarkStart w:id="61" w:name="ref-Skog2010"/>
       <w:bookmarkEnd w:id="60"/>
@@ -4190,6 +4267,7 @@
       <w:pPr>
         <w:pStyle w:val="Bibliography"/>
         <w:spacing w:after="120" w:line="480" w:lineRule="auto"/>
+        <w:jc w:val="both"/>
       </w:pPr>
       <w:bookmarkStart w:id="62" w:name="ref-Springer2006"/>
       <w:bookmarkEnd w:id="61"/>
@@ -4222,6 +4300,7 @@
       <w:pPr>
         <w:pStyle w:val="Bibliography"/>
         <w:spacing w:after="120" w:line="480" w:lineRule="auto"/>
+        <w:jc w:val="both"/>
       </w:pPr>
       <w:bookmarkStart w:id="63" w:name="ref-Trojaniello2014"/>
       <w:bookmarkEnd w:id="62"/>
@@ -4254,6 +4333,7 @@
       <w:pPr>
         <w:pStyle w:val="Bibliography"/>
         <w:spacing w:after="120" w:line="480" w:lineRule="auto"/>
+        <w:jc w:val="both"/>
       </w:pPr>
       <w:bookmarkStart w:id="64" w:name="ref-Verghese2009"/>
       <w:bookmarkEnd w:id="63"/>
@@ -4287,6 +4367,7 @@
       <w:pPr>
         <w:pStyle w:val="Bibliography"/>
         <w:spacing w:after="120" w:line="480" w:lineRule="auto"/>
+        <w:jc w:val="both"/>
       </w:pPr>
       <w:bookmarkStart w:id="65" w:name="ref-Wahlstrom2020"/>
       <w:bookmarkEnd w:id="64"/>
@@ -4319,6 +4400,7 @@
       <w:pPr>
         <w:pStyle w:val="Bibliography"/>
         <w:spacing w:after="120" w:line="480" w:lineRule="auto"/>
+        <w:jc w:val="both"/>
       </w:pPr>
       <w:bookmarkStart w:id="66" w:name="ref-Washabaugh2017"/>
       <w:bookmarkEnd w:id="65"/>
@@ -4351,6 +4433,7 @@
       <w:pPr>
         <w:pStyle w:val="Bibliography"/>
         <w:spacing w:after="120" w:line="480" w:lineRule="auto"/>
+        <w:jc w:val="both"/>
       </w:pPr>
       <w:bookmarkStart w:id="67" w:name="ref-Webster2005"/>
       <w:bookmarkEnd w:id="66"/>
@@ -4395,6 +4478,7 @@
       <w:pPr>
         <w:pStyle w:val="Bibliography"/>
         <w:spacing w:after="120" w:line="480" w:lineRule="auto"/>
+        <w:jc w:val="both"/>
       </w:pPr>
       <w:bookmarkStart w:id="68" w:name="ref-Yogev-Seligmann2008"/>
       <w:bookmarkEnd w:id="67"/>

--- a/submission_upload/01_Text_Only_Manuscript/Manuscript_Text_Only.docx
+++ b/submission_upload/01_Text_Only_Manuscript/Manuscript_Text_Only.docx
@@ -3273,7 +3273,31 @@
         <w:jc w:val="both"/>
       </w:pPr>
       <w:r>
-        <w:t>We will deposit the de-identified stride-level data and the analysis code that support the findings of this study in a public repository (Zenodo) and release them under an open licence upon publication. We will additionally host the analysis code on GitHub, and we will provide a persistent DOI and the repository URL at that time.</w:t>
+        <w:t xml:space="preserve">The de-identified raw synchronized heel-mounted IMU and GaitRite recordings, derived stride-level data, metadata, and documentation supporting this study will be deposited in Borealis, the Canadian Dataverse Repository, under the reserved DOI </w:t>
+      </w:r>
+      <w:hyperlink r:id="rId8" w:history="1">
+        <w:r>
+          <w:rPr>
+            <w:color w:val="0563C1"/>
+            <w:u w:val="single"/>
+          </w:rPr>
+          <w:t>https://doi.org/10.5683/SP4/7YSHYF</w:t>
+        </w:r>
+      </w:hyperlink>
+      <w:r>
+        <w:t xml:space="preserve">. Analysis code will be released through the </w:t>
+      </w:r>
+      <w:hyperlink r:id="rId48" w:history="1">
+        <w:r>
+          <w:rPr>
+            <w:color w:val="0563C1"/>
+            <w:u w:val="single"/>
+          </w:rPr>
+          <w:t>project GitHub repository</w:t>
+        </w:r>
+      </w:hyperlink>
+      <w:r>
+        <w:t>.</w:t>
       </w:r>
     </w:p>
     <w:p>

--- a/submission_upload/01_Text_Only_Manuscript/Manuscript_Text_Only.docx
+++ b/submission_upload/01_Text_Only_Manuscript/Manuscript_Text_Only.docx
@@ -85,9 +85,6 @@
       </w:r>
     </w:p>
     <w:p>
-      <w:pPr>
-        <w:jc w:val="left"/>
-      </w:pPr>
       <w:r>
         <w:rPr>
           <w:sz w:val="20"/>
@@ -96,9 +93,6 @@
       </w:r>
     </w:p>
     <w:p>
-      <w:pPr>
-        <w:jc w:val="left"/>
-      </w:pPr>
       <w:r>
         <w:rPr>
           <w:sz w:val="20"/>
@@ -107,9 +101,6 @@
       </w:r>
     </w:p>
     <w:p>
-      <w:pPr>
-        <w:jc w:val="left"/>
-      </w:pPr>
       <w:r>
         <w:rPr>
           <w:sz w:val="20"/>
@@ -118,9 +109,6 @@
       </w:r>
     </w:p>
     <w:p>
-      <w:pPr>
-        <w:jc w:val="left"/>
-      </w:pPr>
       <w:r>
         <w:rPr>
           <w:sz w:val="20"/>
@@ -129,9 +117,6 @@
       </w:r>
     </w:p>
     <w:p>
-      <w:pPr>
-        <w:jc w:val="left"/>
-      </w:pPr>
       <w:r>
         <w:rPr>
           <w:sz w:val="20"/>
@@ -140,9 +125,6 @@
       </w:r>
     </w:p>
     <w:p>
-      <w:pPr>
-        <w:jc w:val="left"/>
-      </w:pPr>
       <w:r>
         <w:rPr>
           <w:sz w:val="20"/>
@@ -159,7 +141,6 @@
     <w:p>
       <w:pPr>
         <w:pStyle w:val="Heading1"/>
-        <w:jc w:val="left"/>
       </w:pPr>
       <w:bookmarkStart w:id="0" w:name="abstract"/>
       <w:r>
@@ -236,9 +217,6 @@
       </w:r>
     </w:p>
     <w:p>
-      <w:pPr>
-        <w:jc w:val="left"/>
-      </w:pPr>
       <w:r>
         <w:br w:type="page"/>
       </w:r>
@@ -246,7 +224,6 @@
     <w:p>
       <w:pPr>
         <w:pStyle w:val="Heading1"/>
-        <w:jc w:val="left"/>
       </w:pPr>
       <w:bookmarkStart w:id="1" w:name="introduction"/>
       <w:bookmarkEnd w:id="0"/>
@@ -409,9 +386,6 @@
       </w:r>
     </w:p>
     <w:p>
-      <w:pPr>
-        <w:jc w:val="left"/>
-      </w:pPr>
       <w:r>
         <w:br w:type="page"/>
       </w:r>
@@ -419,7 +393,6 @@
     <w:p>
       <w:pPr>
         <w:pStyle w:val="Heading1"/>
-        <w:jc w:val="left"/>
       </w:pPr>
       <w:bookmarkStart w:id="2" w:name="materials-methods"/>
       <w:bookmarkEnd w:id="1"/>
@@ -431,7 +404,6 @@
     <w:p>
       <w:pPr>
         <w:pStyle w:val="Heading2"/>
-        <w:jc w:val="left"/>
       </w:pPr>
       <w:bookmarkStart w:id="3" w:name="participants"/>
       <w:r>
@@ -550,7 +522,6 @@
     <w:p>
       <w:pPr>
         <w:pStyle w:val="Heading2"/>
-        <w:jc w:val="left"/>
       </w:pPr>
       <w:bookmarkStart w:id="4" w:name="instrumentation"/>
       <w:bookmarkEnd w:id="3"/>
@@ -634,7 +605,6 @@
     <w:p>
       <w:pPr>
         <w:pStyle w:val="Heading2"/>
-        <w:jc w:val="left"/>
       </w:pPr>
       <w:bookmarkStart w:id="5" w:name="protocol"/>
       <w:bookmarkEnd w:id="4"/>
@@ -662,7 +632,6 @@
     <w:p>
       <w:pPr>
         <w:pStyle w:val="Heading2"/>
-        <w:jc w:val="left"/>
       </w:pPr>
       <w:bookmarkStart w:id="6" w:name="signal-preprocessing"/>
       <w:bookmarkEnd w:id="5"/>
@@ -696,13 +665,10 @@
     <w:p>
       <w:pPr>
         <w:pStyle w:val="BlockText"/>
-        <w:jc w:val="left"/>
-      </w:pPr>
-      <w:r>
-        <w:rPr>
-          <w:rFonts w:ascii="Times New Roman" w:hAnsi="Times New Roman"/>
+      </w:pPr>
+      <w:r>
+        <w:rPr>
           <w:b/>
-          <w:i w:val="0"/>
         </w:rPr>
         <w:t>[FIGURE 1: uploaded separately as Figure1_Methods.png]</w:t>
       </w:r>
@@ -711,7 +677,6 @@
       <w:pPr>
         <w:pStyle w:val="BlockText"/>
         <w:keepLines/>
-        <w:jc w:val="left"/>
         <w:rPr>
           <w:i/>
           <w:iCs/>
@@ -757,7 +722,6 @@
     <w:p>
       <w:pPr>
         <w:pStyle w:val="Heading2"/>
-        <w:jc w:val="left"/>
       </w:pPr>
       <w:bookmarkStart w:id="7" w:name="sec:events"/>
       <w:bookmarkEnd w:id="6"/>
@@ -789,7 +753,6 @@
     <w:p>
       <w:pPr>
         <w:pStyle w:val="Heading2"/>
-        <w:jc w:val="left"/>
       </w:pPr>
       <w:bookmarkStart w:id="8" w:name="sec:stance"/>
       <w:bookmarkEnd w:id="7"/>
@@ -872,7 +835,6 @@
     <w:p>
       <w:pPr>
         <w:pStyle w:val="Heading2"/>
-        <w:jc w:val="left"/>
       </w:pPr>
       <w:bookmarkStart w:id="9" w:name="zupt-stride-length-integration"/>
       <w:bookmarkEnd w:id="8"/>
@@ -915,7 +877,6 @@
     <w:p>
       <w:pPr>
         <w:pStyle w:val="Heading3"/>
-        <w:jc w:val="left"/>
       </w:pPr>
       <w:bookmarkStart w:id="10" w:name="orientation-tracking"/>
       <w:r>
@@ -1077,7 +1038,6 @@
     <w:p>
       <w:pPr>
         <w:pStyle w:val="Heading3"/>
-        <w:jc w:val="left"/>
       </w:pPr>
       <w:bookmarkStart w:id="11" w:name="X2fb5b7dfecd7ae0fb648b723dd4b486fcaafee1"/>
       <w:bookmarkEnd w:id="10"/>
@@ -1109,7 +1069,6 @@
     <w:p>
       <w:pPr>
         <w:pStyle w:val="Heading3"/>
-        <w:jc w:val="left"/>
       </w:pPr>
       <w:bookmarkStart w:id="12" w:name="retroactive-gravity-residual-correction"/>
       <w:bookmarkEnd w:id="11"/>
@@ -1407,7 +1366,6 @@
     <w:p>
       <w:pPr>
         <w:pStyle w:val="Heading3"/>
-        <w:jc w:val="left"/>
       </w:pPr>
       <w:bookmarkStart w:id="13" w:name="algorithm-summary"/>
       <w:bookmarkEnd w:id="12"/>
@@ -1443,7 +1401,6 @@
         <w:pStyle w:val="BlockText"/>
         <w:keepNext/>
         <w:keepLines/>
-        <w:jc w:val="left"/>
         <w:rPr>
           <w:b/>
           <w:bCs/>
@@ -1451,9 +1408,7 @@
       </w:pPr>
       <w:r>
         <w:rPr>
-          <w:rFonts w:ascii="Times New Roman" w:hAnsi="Times New Roman"/>
           <w:b/>
-          <w:i w:val="0"/>
         </w:rPr>
         <w:t>[ALGORITHM 1: uploaded separately as Algorithm1_Bilateral_ZUPT.png]</w:t>
       </w:r>
@@ -1463,12 +1418,9 @@
         <w:pStyle w:val="BlockText"/>
         <w:keepNext/>
         <w:keepLines/>
-        <w:jc w:val="left"/>
-      </w:pPr>
-      <w:r>
-        <w:rPr>
-          <w:rFonts w:ascii="Times New Roman" w:hAnsi="Times New Roman"/>
-          <w:b w:val="0"/>
+      </w:pPr>
+      <w:r>
+        <w:rPr>
           <w:i/>
         </w:rPr>
         <w:t>Algorithm 1. Bilateral ZUPT stride-length estimation.</w:t>
@@ -1482,7 +1434,6 @@
     <w:p>
       <w:pPr>
         <w:pStyle w:val="Heading2"/>
-        <w:jc w:val="left"/>
       </w:pPr>
       <w:bookmarkStart w:id="14" w:name="sec:matching"/>
       <w:bookmarkEnd w:id="9"/>
@@ -1539,7 +1490,6 @@
     <w:p>
       <w:pPr>
         <w:pStyle w:val="Heading2"/>
-        <w:jc w:val="left"/>
       </w:pPr>
       <w:bookmarkStart w:id="15" w:name="sec:outcomes"/>
       <w:bookmarkEnd w:id="14"/>
@@ -1695,9 +1645,6 @@
       </w:r>
     </w:p>
     <w:p>
-      <w:pPr>
-        <w:jc w:val="left"/>
-      </w:pPr>
       <w:r>
         <w:br w:type="page"/>
       </w:r>
@@ -1705,7 +1652,6 @@
     <w:p>
       <w:pPr>
         <w:pStyle w:val="Heading1"/>
-        <w:jc w:val="left"/>
       </w:pPr>
       <w:bookmarkStart w:id="16" w:name="results"/>
       <w:bookmarkEnd w:id="2"/>
@@ -1718,7 +1664,6 @@
     <w:p>
       <w:pPr>
         <w:pStyle w:val="Heading2"/>
-        <w:jc w:val="left"/>
       </w:pPr>
       <w:bookmarkStart w:id="17" w:name="gait-event-detection-accuracy"/>
       <w:r>
@@ -1752,13 +1697,10 @@
         <w:pStyle w:val="BlockText"/>
         <w:keepNext/>
         <w:keepLines/>
-        <w:jc w:val="left"/>
-      </w:pPr>
-      <w:r>
-        <w:rPr>
-          <w:rFonts w:ascii="Times New Roman" w:hAnsi="Times New Roman"/>
+      </w:pPr>
+      <w:r>
+        <w:rPr>
           <w:b/>
-          <w:i w:val="0"/>
         </w:rPr>
         <w:t>[TABLE 1: uploaded separately as Table1_Gait_Event_Accuracy.docx]</w:t>
       </w:r>
@@ -1767,7 +1709,6 @@
       <w:pPr>
         <w:pStyle w:val="BlockText"/>
         <w:keepLines/>
-        <w:jc w:val="left"/>
         <w:rPr>
           <w:i/>
           <w:iCs/>
@@ -1775,8 +1716,6 @@
       </w:pPr>
       <w:r>
         <w:rPr>
-          <w:rFonts w:ascii="Times New Roman" w:hAnsi="Times New Roman"/>
-          <w:b w:val="0"/>
           <w:i/>
         </w:rPr>
         <w:t>Table 1. Adaptive-threshold gait-event accuracy. HS = heel strike; TO = toe off. Miss rate is the percentage of GaitRite events unmatched within 150 ms. Bias = mean IMU-minus-GaitRite timing error.</w:t>
@@ -1790,7 +1729,6 @@
     <w:p>
       <w:pPr>
         <w:pStyle w:val="Heading2"/>
-        <w:jc w:val="left"/>
       </w:pPr>
       <w:bookmarkStart w:id="18" w:name="Xd86e64a745c46e2bf38b636da7693d2091dbbe3"/>
       <w:bookmarkEnd w:id="17"/>
@@ -1844,14 +1782,12 @@
         <w:pStyle w:val="BlockText"/>
         <w:keepNext/>
         <w:keepLines/>
-        <w:jc w:val="left"/>
-      </w:pPr>
-      <w:r>
-        <w:rPr>
-          <w:rFonts w:ascii="Times New Roman" w:hAnsi="Times New Roman"/>
+      </w:pPr>
+      <w:r>
+        <w:rPr>
           <w:b/>
-          <w:i w:val="0"/>
-        </w:rPr>
+        </w:rPr>
+        <w:lastRenderedPageBreak/>
         <w:t>[TABLE 2: uploaded separately as Table2_Pipeline_Design_Comparisons.docx]</w:t>
       </w:r>
     </w:p>
@@ -1859,7 +1795,6 @@
       <w:pPr>
         <w:pStyle w:val="BlockText"/>
         <w:keepLines/>
-        <w:jc w:val="left"/>
         <w:rPr>
           <w:i/>
           <w:iCs/>
@@ -1867,8 +1802,6 @@
       </w:pPr>
       <w:r>
         <w:rPr>
-          <w:rFonts w:ascii="Times New Roman" w:hAnsi="Times New Roman"/>
-          <w:b w:val="0"/>
           <w:i/>
         </w:rPr>
         <w:t>Table 2. Pipeline design comparisons. The blocks compare stance detection and integration anchors on their respective shared stride sets, so N differs. All other pipeline steps were held constant. Bias = IMU minus GaitRite.</w:t>
@@ -1883,7 +1816,6 @@
     <w:p>
       <w:pPr>
         <w:pStyle w:val="Heading2"/>
-        <w:jc w:val="left"/>
       </w:pPr>
       <w:bookmarkStart w:id="19" w:name="sec:results_accuracy"/>
       <w:bookmarkEnd w:id="18"/>
@@ -2029,13 +1961,10 @@
         <w:pStyle w:val="BlockText"/>
         <w:keepNext/>
         <w:keepLines/>
-        <w:jc w:val="left"/>
-      </w:pPr>
-      <w:r>
-        <w:rPr>
-          <w:rFonts w:ascii="Times New Roman" w:hAnsi="Times New Roman"/>
+      </w:pPr>
+      <w:r>
+        <w:rPr>
           <w:b/>
-          <w:i w:val="0"/>
         </w:rPr>
         <w:t>[TABLE 3: uploaded separately as Table3_Stride_Length_Accuracy.docx]</w:t>
       </w:r>
@@ -2044,12 +1973,9 @@
       <w:pPr>
         <w:pStyle w:val="BlockText"/>
         <w:keepLines/>
-        <w:jc w:val="left"/>
-      </w:pPr>
-      <w:r>
-        <w:rPr>
-          <w:rFonts w:ascii="Times New Roman" w:hAnsi="Times New Roman"/>
-          <w:b w:val="0"/>
+      </w:pPr>
+      <w:r>
+        <w:rPr>
           <w:i/>
         </w:rPr>
         <w:t>Table 3. Bilateral ZUPT stride-length accuracy by condition. n = participants; N = matched stride pairs; bias = mean IMU-minus-GaitRite error; LoA = Bland–Altman 95% limits of agreement.</w:t>
@@ -2060,7 +1986,6 @@
         <w:pStyle w:val="BlockText"/>
         <w:keepNext/>
         <w:keepLines/>
-        <w:jc w:val="left"/>
         <w:rPr>
           <w:b/>
           <w:bCs/>
@@ -2072,13 +1997,10 @@
         <w:pStyle w:val="BlockText"/>
         <w:keepNext/>
         <w:keepLines/>
-        <w:jc w:val="left"/>
-      </w:pPr>
-      <w:r>
-        <w:rPr>
-          <w:rFonts w:ascii="Times New Roman" w:hAnsi="Times New Roman"/>
+      </w:pPr>
+      <w:r>
+        <w:rPr>
           <w:b/>
-          <w:i w:val="0"/>
         </w:rPr>
         <w:t>[FIGURE 2: uploaded separately as Figure2_Agreement.pdf]</w:t>
       </w:r>
@@ -2087,7 +2009,6 @@
       <w:pPr>
         <w:pStyle w:val="BlockText"/>
         <w:keepLines/>
-        <w:jc w:val="left"/>
         <w:rPr>
           <w:i/>
           <w:iCs/>
@@ -2095,8 +2016,6 @@
       </w:pPr>
       <w:r>
         <w:rPr>
-          <w:rFonts w:ascii="Times New Roman" w:hAnsi="Times New Roman"/>
-          <w:b w:val="0"/>
           <w:i/>
         </w:rPr>
         <w:t>Figure 2. Stride length agreement between IMU and GaitRite. (a) All 10,472 matched strides. The dashed line marks identity, and the contour encloses the densest 97.5% of points. Linear fit R² = 0.954, slope = 1.012, and ICC(2,1) = 0.976. (b) Bland–Altman plot. The red line marks mean bias (+0.003 m), dashed lines mark the 95% limits of agreement (−0.073 to +0.078 m), and the dotted line shows proportional bias (slope = 0.036).</w:t>
@@ -2112,13 +2031,10 @@
         <w:pStyle w:val="BlockText"/>
         <w:keepNext/>
         <w:keepLines/>
-        <w:jc w:val="left"/>
-      </w:pPr>
-      <w:r>
-        <w:rPr>
-          <w:rFonts w:ascii="Times New Roman" w:hAnsi="Times New Roman"/>
+      </w:pPr>
+      <w:r>
+        <w:rPr>
           <w:b/>
-          <w:i w:val="0"/>
         </w:rPr>
         <w:t>[FIGURE 3: uploaded separately as Figure3_Subject_Accuracy.pdf]</w:t>
       </w:r>
@@ -2127,7 +2043,6 @@
       <w:pPr>
         <w:pStyle w:val="BlockText"/>
         <w:keepLines/>
-        <w:jc w:val="left"/>
         <w:rPr>
           <w:i/>
           <w:iCs/>
@@ -2135,8 +2050,6 @@
       </w:pPr>
       <w:r>
         <w:rPr>
-          <w:rFonts w:ascii="Times New Roman" w:hAnsi="Times New Roman"/>
-          <w:b w:val="0"/>
           <w:i/>
         </w:rPr>
         <w:t>Figure 3. Participant stride-length accuracy across conditions (n = 32). Dots show participants sorted by MAE with 95% CIs. The solid red and dashed grey lines mark the mean (2.5 cm) and median (2.4 cm), respectively.</w:t>
@@ -2150,7 +2063,6 @@
     <w:p>
       <w:pPr>
         <w:pStyle w:val="Heading3"/>
-        <w:jc w:val="left"/>
       </w:pPr>
       <w:bookmarkStart w:id="20" w:name="X465397551c79621803eb45cea87c617818668d5"/>
       <w:r>
@@ -2441,7 +2353,6 @@
     <w:p>
       <w:pPr>
         <w:pStyle w:val="Heading2"/>
-        <w:jc w:val="left"/>
       </w:pPr>
       <w:bookmarkStart w:id="21" w:name="sec:robustness"/>
       <w:bookmarkEnd w:id="19"/>
@@ -2488,7 +2399,6 @@
     <w:p>
       <w:pPr>
         <w:pStyle w:val="Heading2"/>
-        <w:jc w:val="left"/>
       </w:pPr>
       <w:bookmarkStart w:id="22" w:name="other-spatiotemporal-gait-parameters"/>
       <w:bookmarkEnd w:id="21"/>
@@ -2717,13 +2627,10 @@
         <w:pStyle w:val="BlockText"/>
         <w:keepNext/>
         <w:keepLines/>
-        <w:jc w:val="left"/>
-      </w:pPr>
-      <w:r>
-        <w:rPr>
-          <w:rFonts w:ascii="Times New Roman" w:hAnsi="Times New Roman"/>
+      </w:pPr>
+      <w:r>
+        <w:rPr>
           <w:b/>
-          <w:i w:val="0"/>
         </w:rPr>
         <w:t>[TABLE 4: uploaded separately as Table4_Spatiotemporal_Agreement.docx]</w:t>
       </w:r>
@@ -2732,7 +2639,6 @@
       <w:pPr>
         <w:pStyle w:val="BlockText"/>
         <w:keepLines/>
-        <w:jc w:val="left"/>
         <w:rPr>
           <w:i/>
           <w:iCs/>
@@ -2740,17 +2646,12 @@
       </w:pPr>
       <w:r>
         <w:rPr>
-          <w:rFonts w:ascii="Times New Roman" w:hAnsi="Times New Roman"/>
-          <w:b w:val="0"/>
           <w:i/>
         </w:rPr>
         <w:t>Table 4. Spatiotemporal agreement by condition across 10,472 matched strides. GaitRite and IMU values are mean (SD), and bias = IMU minus GaitRite. Stride-length CV is calculated within participant and reported as the cohort mean.</w:t>
       </w:r>
     </w:p>
     <w:p>
-      <w:pPr>
-        <w:jc w:val="left"/>
-      </w:pPr>
       <w:r>
         <w:br w:type="page"/>
       </w:r>
@@ -2758,7 +2659,6 @@
     <w:p>
       <w:pPr>
         <w:pStyle w:val="Heading1"/>
-        <w:jc w:val="left"/>
       </w:pPr>
       <w:bookmarkStart w:id="23" w:name="discussion"/>
       <w:bookmarkEnd w:id="16"/>
@@ -3020,17 +2920,16 @@
         <w:t>Five design constraints limit generalisation of our results.</w:t>
       </w:r>
       <w:r>
-        <w:t xml:space="preserve"> First, GaitRite ground truth covers only supervised, straight strides across a 6.1 m walkway. The protocol did not test turns, uneven surfaces, stops, footwear variation, long continuous bouts, or unsupervised activity. It therefore cannot establish everyday-living accuracy or validate the bilateral detector’s intended rejection of non-walking events. Those questions require a longer-duration criterion such as synchronised video or wearable-compatible motion capture. Second, participants walked independently with relatively typical gait patterns and the sample skewed towards female (24 of 32 participants). Generalisation to severe gait impairments and sex-specific accuracy claims remains untested. Third, cognitive classification relied on MoCA screening rather than formal neuropsychological </w:t>
+        <w:t xml:space="preserve"> First, GaitRite ground truth covers only supervised, straight strides across a 6.1 m walkway. The protocol did not test turns, uneven surfaces, stops, footwear variation, long continuous bouts, or unsupervised activity. It therefore cannot establish everyday-living accuracy or validate the bilateral detector’s intended rejection of non-walking events. Those questions require a longer-duration criterion such as synchronised video or wearable-compatible motion capture. Second, participants walked independently with relatively typical gait patterns and the sample skewed towards female (24 of 32 participants). Generalisation to severe gait impairments and sex-specific accuracy claims remains untested. Post-stroke gait can include compensatory movements and speed-dependent changes in stability, </w:t>
       </w:r>
       <w:r>
         <w:lastRenderedPageBreak/>
-        <w:t>assessment. The subgroup findings concern screening categories, not diagnostic discrimination or disease monitoring. Fourth, the retroactive correction adds one-stride latency and prevents real-time estimation, although it does not affect offline applications. Fifth, single-session data leave test-retest reliability and responsiveness to clinical change untested.</w:t>
+        <w:t>so the present accuracy estimates should not be extended to these gait patterns without direct validation (Awad et al. 2017, 2023). Third, cognitive classification relied on MoCA screening rather than formal neuropsychological assessment. The subgroup findings concern screening categories, not diagnostic discrimination or disease monitoring. Fourth, the retroactive correction adds one-stride latency and prevents real-time estimation, although it does not affect offline applications. Fifth, single-session data leave test-retest reliability and responsiveness to clinical change untested.</w:t>
       </w:r>
     </w:p>
     <w:p>
       <w:pPr>
         <w:pStyle w:val="Heading1"/>
-        <w:jc w:val="left"/>
       </w:pPr>
       <w:bookmarkStart w:id="24" w:name="conclusions"/>
       <w:bookmarkEnd w:id="23"/>
@@ -3049,9 +2948,6 @@
       </w:r>
     </w:p>
     <w:p>
-      <w:pPr>
-        <w:jc w:val="left"/>
-      </w:pPr>
       <w:r>
         <w:br w:type="page"/>
       </w:r>
@@ -3059,7 +2955,6 @@
     <w:p>
       <w:pPr>
         <w:pStyle w:val="Heading1"/>
-        <w:jc w:val="left"/>
       </w:pPr>
       <w:bookmarkStart w:id="25" w:name="acknowledgements"/>
       <w:bookmarkEnd w:id="24"/>
@@ -3081,7 +2976,6 @@
     <w:p>
       <w:pPr>
         <w:pStyle w:val="Heading1"/>
-        <w:jc w:val="left"/>
       </w:pPr>
       <w:bookmarkStart w:id="26" w:name="funding"/>
       <w:bookmarkEnd w:id="25"/>
@@ -3096,13 +2990,12 @@
         <w:jc w:val="both"/>
       </w:pPr>
       <w:r>
-        <w:t>The authors received no specific funding for this work.</w:t>
+        <w:t>This work was supported by the Alzheimer Society of BC and Yukon (formerly the Alzheimer Society of B.C.).</w:t>
       </w:r>
     </w:p>
     <w:p>
       <w:pPr>
         <w:pStyle w:val="Heading1"/>
-        <w:jc w:val="left"/>
       </w:pPr>
       <w:bookmarkStart w:id="27" w:name="competing-interests"/>
       <w:bookmarkEnd w:id="26"/>
@@ -3123,7 +3016,6 @@
     <w:p>
       <w:pPr>
         <w:pStyle w:val="Heading1"/>
-        <w:jc w:val="left"/>
       </w:pPr>
       <w:bookmarkStart w:id="28" w:name="author-contributions"/>
       <w:bookmarkEnd w:id="27"/>
@@ -3210,6 +3102,7 @@
           <w:b/>
           <w:bCs/>
         </w:rPr>
+        <w:lastRenderedPageBreak/>
         <w:t>Marc Klimstra</w:t>
       </w:r>
       <w:r>
@@ -3227,7 +3120,6 @@
           <w:b/>
           <w:bCs/>
         </w:rPr>
-        <w:lastRenderedPageBreak/>
         <w:t>Sandra Hundza</w:t>
       </w:r>
       <w:r>
@@ -3237,7 +3129,6 @@
     <w:p>
       <w:pPr>
         <w:pStyle w:val="Heading1"/>
-        <w:jc w:val="left"/>
       </w:pPr>
       <w:bookmarkStart w:id="29" w:name="human-ethics"/>
       <w:bookmarkEnd w:id="28"/>
@@ -3258,7 +3149,6 @@
     <w:p>
       <w:pPr>
         <w:pStyle w:val="Heading1"/>
-        <w:jc w:val="left"/>
       </w:pPr>
       <w:bookmarkStart w:id="30" w:name="data-availability"/>
       <w:bookmarkEnd w:id="29"/>
@@ -3269,41 +3159,43 @@
     <w:p>
       <w:pPr>
         <w:pStyle w:val="FirstParagraph"/>
-        <w:spacing w:after="120" w:line="480" w:lineRule="auto"/>
-        <w:jc w:val="both"/>
-      </w:pPr>
-      <w:r>
-        <w:t xml:space="preserve">The de-identified raw synchronized heel-mounted IMU and GaitRite recordings, derived stride-level data, metadata, and documentation supporting this study will be deposited in Borealis, the Canadian Dataverse Repository, under the reserved DOI </w:t>
-      </w:r>
-      <w:hyperlink r:id="rId8" w:history="1">
+        <w:widowControl/>
+        <w:spacing w:line="480" w:lineRule="auto" w:after="120"/>
+        <w:jc w:val="both"/>
+      </w:pPr>
+      <w:r>
+        <w:t xml:space="preserve">Aggregate statistical results, metadata, and documentation supporting this study will be deposited in Borealis, the Canadian Dataverse Repository, under the reserved DOI</w:t>
+      </w:r>
+      <w:r>
+        <w:t xml:space="preserve"> </w:t>
+      </w:r>
+      <w:hyperlink r:id="rId39">
         <w:r>
           <w:rPr>
-            <w:color w:val="0563C1"/>
-            <w:u w:val="single"/>
-          </w:rPr>
-          <w:t>https://doi.org/10.5683/SP4/7YSHYF</w:t>
+            <w:rStyle w:val="Hyperlink"/>
+          </w:rPr>
+          <w:t xml:space="preserve">https://doi.org/10.5683/SP4/7YSHYF</w:t>
         </w:r>
       </w:hyperlink>
       <w:r>
-        <w:t xml:space="preserve">. Analysis code will be released through the </w:t>
-      </w:r>
-      <w:hyperlink r:id="rId48" w:history="1">
+        <w:t xml:space="preserve">. Participant-level sensor recordings, GaitRite files, synchronization records, and derived records are not publicly available because the approved ethics protocol restricts de-identified data access to approved research personnel and does not permit web storage. Analysis code will be released through the</w:t>
+      </w:r>
+      <w:r>
+        <w:t xml:space="preserve"> </w:t>
+      </w:r>
+      <w:hyperlink r:id="rId40">
         <w:r>
           <w:rPr>
-            <w:color w:val="0563C1"/>
-            <w:u w:val="single"/>
-          </w:rPr>
-          <w:t>project GitHub repository</w:t>
+            <w:rStyle w:val="Hyperlink"/>
+          </w:rPr>
+          <w:t xml:space="preserve">project GitHub repository</w:t>
         </w:r>
       </w:hyperlink>
       <w:r>
-        <w:t>.</w:t>
-      </w:r>
-    </w:p>
-    <w:p>
-      <w:pPr>
-        <w:jc w:val="left"/>
-      </w:pPr>
+        <w:t xml:space="preserve">.</w:t>
+      </w:r>
+    </w:p>
+    <w:p>
       <w:r>
         <w:br w:type="page"/>
       </w:r>
@@ -3311,7 +3203,6 @@
     <w:p>
       <w:pPr>
         <w:pStyle w:val="Heading1"/>
-        <w:jc w:val="left"/>
       </w:pPr>
       <w:bookmarkStart w:id="31" w:name="bibliography"/>
       <w:bookmarkEnd w:id="30"/>
@@ -3341,7 +3232,7 @@
       <w:r>
         <w:t xml:space="preserve"> 2: e2. </w:t>
       </w:r>
-      <w:hyperlink r:id="rId9">
+      <w:hyperlink r:id="rId10">
         <w:r>
           <w:rPr>
             <w:rStyle w:val="Hyperlink"/>
@@ -3359,6 +3250,68 @@
         <w:spacing w:after="120" w:line="480" w:lineRule="auto"/>
         <w:jc w:val="both"/>
       </w:pPr>
+      <w:r>
+        <w:t xml:space="preserve">Awad, Louis N., Jaehyun Bae, Pawel Kudzia, et al. 2017. “Reducing Circumduction and Hip Hiking During Hemiparetic Walking Through Targeted Assistance of the Paretic Limb Using a Soft Robotic Exosuit.” </w:t>
+      </w:r>
+      <w:r>
+        <w:rPr>
+          <w:i/>
+          <w:iCs/>
+        </w:rPr>
+        <w:t>American Journal of Physical Medicine &amp; Rehabilitation</w:t>
+      </w:r>
+      <w:r>
+        <w:t xml:space="preserve"> 96 (10 Suppl 1): S157–64. </w:t>
+      </w:r>
+      <w:hyperlink r:id="rId11">
+        <w:r>
+          <w:rPr>
+            <w:rStyle w:val="Hyperlink"/>
+          </w:rPr>
+          <w:t>https://doi.org/10.1097/PHM.0000000000000800</w:t>
+        </w:r>
+      </w:hyperlink>
+      <w:r>
+        <w:t>.</w:t>
+      </w:r>
+    </w:p>
+    <w:p>
+      <w:pPr>
+        <w:pStyle w:val="Bibliography"/>
+        <w:spacing w:after="120" w:line="480" w:lineRule="auto"/>
+        <w:jc w:val="both"/>
+      </w:pPr>
+      <w:r>
+        <w:t xml:space="preserve">Awad, Louis N., Brian A. Knarr, Pawel Kudzia, and Thomas S. Buchanan. 2023. “The Interplay Between Walking Speed, Economy, and Stability After Stroke.” </w:t>
+      </w:r>
+      <w:r>
+        <w:rPr>
+          <w:i/>
+          <w:iCs/>
+        </w:rPr>
+        <w:t>Journal of Neurologic Physical Therapy</w:t>
+      </w:r>
+      <w:r>
+        <w:t xml:space="preserve"> 47 (2): 75–83. </w:t>
+      </w:r>
+      <w:hyperlink>
+        <w:r>
+          <w:rPr>
+            <w:rStyle w:val="Hyperlink"/>
+          </w:rPr>
+          <w:t>https://doi.org/10.1097/NPT.0000000000000431</w:t>
+        </w:r>
+      </w:hyperlink>
+      <w:r>
+        <w:t>.</w:t>
+      </w:r>
+    </w:p>
+    <w:p>
+      <w:pPr>
+        <w:pStyle w:val="Bibliography"/>
+        <w:spacing w:after="120" w:line="480" w:lineRule="auto"/>
+        <w:jc w:val="both"/>
+      </w:pPr>
       <w:bookmarkStart w:id="34" w:name="ref-Beauchet2005"/>
       <w:bookmarkEnd w:id="32"/>
       <w:r>
@@ -3374,7 +3327,7 @@
       <w:r>
         <w:t xml:space="preserve"> 2: 26. </w:t>
       </w:r>
-      <w:hyperlink r:id="rId10">
+      <w:hyperlink r:id="rId12">
         <w:r>
           <w:rPr>
             <w:rStyle w:val="Hyperlink"/>
@@ -3407,7 +3360,7 @@
       <w:r>
         <w:t xml:space="preserve"> 327 (8476): 307–10. </w:t>
       </w:r>
-      <w:hyperlink r:id="rId11">
+      <w:hyperlink r:id="rId13">
         <w:r>
           <w:rPr>
             <w:rStyle w:val="Hyperlink"/>
@@ -3440,7 +3393,7 @@
       <w:r>
         <w:t xml:space="preserve"> 25 (4): 1267. </w:t>
       </w:r>
-      <w:hyperlink r:id="rId12">
+      <w:hyperlink r:id="rId14">
         <w:r>
           <w:rPr>
             <w:rStyle w:val="Hyperlink"/>
@@ -3461,6 +3414,7 @@
       <w:bookmarkStart w:id="37" w:name="ref-Bytyci2021"/>
       <w:bookmarkEnd w:id="36"/>
       <w:r>
+        <w:lastRenderedPageBreak/>
         <w:t xml:space="preserve">Bytyçi, Ibadete, and Michael Y. Henein. 2021. “Stride Length Predicts Adverse Clinical Events in Older Adults: A Systematic Review and Meta-Analysis.” </w:t>
       </w:r>
       <w:r>
@@ -3473,7 +3427,7 @@
       <w:r>
         <w:t xml:space="preserve"> 10 (12): 2670. </w:t>
       </w:r>
-      <w:hyperlink r:id="rId13">
+      <w:hyperlink r:id="rId15">
         <w:r>
           <w:rPr>
             <w:rStyle w:val="Hyperlink"/>
@@ -3506,7 +3460,7 @@
       <w:r>
         <w:t xml:space="preserve"> 66: 155–59. </w:t>
       </w:r>
-      <w:hyperlink r:id="rId14">
+      <w:hyperlink r:id="rId16">
         <w:r>
           <w:rPr>
             <w:rStyle w:val="Hyperlink"/>
@@ -3527,7 +3481,6 @@
       <w:bookmarkStart w:id="39" w:name="ref-Ensink2023"/>
       <w:bookmarkEnd w:id="38"/>
       <w:r>
-        <w:lastRenderedPageBreak/>
         <w:t xml:space="preserve">Ensink, Carmen, Katrijn Smulders, Jolien Warnar, and Noel Keijsers. 2023. “Validation of an Algorithm to Assess Regular and Irregular Gait Using Inertial Sensors in Healthy and Stroke Individuals.” </w:t>
       </w:r>
       <w:r>
@@ -3540,7 +3493,7 @@
       <w:r>
         <w:t xml:space="preserve"> 11: e16641. </w:t>
       </w:r>
-      <w:hyperlink r:id="rId15">
+      <w:hyperlink r:id="rId17">
         <w:r>
           <w:rPr>
             <w:rStyle w:val="Hyperlink"/>
@@ -3573,7 +3526,7 @@
       <w:r>
         <w:t xml:space="preserve"> 25 (6): 38–46. </w:t>
       </w:r>
-      <w:hyperlink r:id="rId16">
+      <w:hyperlink r:id="rId18">
         <w:r>
           <w:rPr>
             <w:rStyle w:val="Hyperlink"/>
@@ -3606,7 +3559,7 @@
       <w:r>
         <w:t xml:space="preserve"> 48 (12): 1251–60. </w:t>
       </w:r>
-      <w:hyperlink r:id="rId17">
+      <w:hyperlink r:id="rId19">
         <w:r>
           <w:rPr>
             <w:rStyle w:val="Hyperlink"/>
@@ -3639,7 +3592,7 @@
       <w:r>
         <w:t xml:space="preserve"> 17 (9): 1940. </w:t>
       </w:r>
-      <w:hyperlink r:id="rId18">
+      <w:hyperlink r:id="rId20">
         <w:r>
           <w:rPr>
             <w:rStyle w:val="Hyperlink"/>
@@ -3660,7 +3613,11 @@
       <w:bookmarkStart w:id="43" w:name="ref-Hausdorff2008"/>
       <w:bookmarkEnd w:id="42"/>
       <w:r>
-        <w:t xml:space="preserve">Hausdorff, Jeffrey M., Avraham Schweiger, Talia Herman, Galit Yogev-Seligmann, and Nir Giladi. 2008. “Dual-Task Decrements in Gait: Contributing Factors Among Healthy Older Adults.” </w:t>
+        <w:t xml:space="preserve">Hausdorff, Jeffrey M., Avraham Schweiger, Talia Herman, Galit Yogev-Seligmann, and Nir Giladi. 2008. “Dual-Task Decrements in Gait: Contributing Factors Among Healthy Older </w:t>
+      </w:r>
+      <w:r>
+        <w:lastRenderedPageBreak/>
+        <w:t xml:space="preserve">Adults.” </w:t>
       </w:r>
       <w:r>
         <w:rPr>
@@ -3672,7 +3629,7 @@
       <w:r>
         <w:t xml:space="preserve"> 63 (12): 1335–43. </w:t>
       </w:r>
-      <w:hyperlink r:id="rId19">
+      <w:hyperlink r:id="rId21">
         <w:r>
           <w:rPr>
             <w:rStyle w:val="Hyperlink"/>
@@ -3705,7 +3662,7 @@
       <w:r>
         <w:t xml:space="preserve"> 64 (1): 96–106. </w:t>
       </w:r>
-      <w:hyperlink r:id="rId20">
+      <w:hyperlink r:id="rId22">
         <w:r>
           <w:rPr>
             <w:rStyle w:val="Hyperlink"/>
@@ -3726,11 +3683,7 @@
       <w:bookmarkStart w:id="45" w:name="ref-Kuderle2022"/>
       <w:bookmarkEnd w:id="44"/>
       <w:r>
-        <w:t xml:space="preserve">Küderle, Arne, Nils Roth, Jovana Zlatanovic, Markus Zrenner, Bjoern Eskofier, and Felix Kluge. 2022. “The Placement of Foot-Mounted IMU Sensors Does Affect the Accuracy of Spatial </w:t>
-      </w:r>
-      <w:r>
-        <w:lastRenderedPageBreak/>
-        <w:t xml:space="preserve">Parameters During Regular Walking.” </w:t>
+        <w:t xml:space="preserve">Küderle, Arne, Nils Roth, Jovana Zlatanovic, Markus Zrenner, Bjoern Eskofier, and Felix Kluge. 2022. “The Placement of Foot-Mounted IMU Sensors Does Affect the Accuracy of Spatial Parameters During Regular Walking.” </w:t>
       </w:r>
       <w:r>
         <w:rPr>
@@ -3742,7 +3695,7 @@
       <w:r>
         <w:t xml:space="preserve"> 17 (6): e0269567. </w:t>
       </w:r>
-      <w:hyperlink r:id="rId21">
+      <w:hyperlink r:id="rId23">
         <w:r>
           <w:rPr>
             <w:rStyle w:val="Hyperlink"/>
@@ -3775,7 +3728,7 @@
       <w:r>
         <w:t xml:space="preserve"> 3: 736418. </w:t>
       </w:r>
-      <w:hyperlink r:id="rId22">
+      <w:hyperlink r:id="rId24">
         <w:r>
           <w:rPr>
             <w:rStyle w:val="Hyperlink"/>
@@ -3808,7 +3761,7 @@
       <w:r>
         <w:t xml:space="preserve"> 10 (13): 11749–60. </w:t>
       </w:r>
-      <w:hyperlink r:id="rId23">
+      <w:hyperlink r:id="rId25">
         <w:r>
           <w:rPr>
             <w:rStyle w:val="Hyperlink"/>
@@ -3841,7 +3794,7 @@
       <w:r>
         <w:t xml:space="preserve"> 25 (11): 3481. </w:t>
       </w:r>
-      <w:hyperlink r:id="rId24">
+      <w:hyperlink r:id="rId26">
         <w:r>
           <w:rPr>
             <w:rStyle w:val="Hyperlink"/>
@@ -3874,7 +3827,7 @@
       <w:r>
         <w:t xml:space="preserve"> 24 (15): 24723–36. </w:t>
       </w:r>
-      <w:hyperlink r:id="rId25">
+      <w:hyperlink r:id="rId27">
         <w:r>
           <w:rPr>
             <w:rStyle w:val="Hyperlink"/>
@@ -3895,6 +3848,7 @@
       <w:bookmarkStart w:id="50" w:name="ref-Mahony2008"/>
       <w:bookmarkEnd w:id="49"/>
       <w:r>
+        <w:lastRenderedPageBreak/>
         <w:t xml:space="preserve">Mahony, Robert, Tarek Hamel, and Jean-Michel Pflimlin. 2008. “Nonlinear Complementary Filters on the Special Orthogonal Group.” </w:t>
       </w:r>
       <w:r>
@@ -3907,7 +3861,7 @@
       <w:r>
         <w:t xml:space="preserve"> 53 (5): 1203–18. </w:t>
       </w:r>
-      <w:hyperlink r:id="rId26">
+      <w:hyperlink r:id="rId28">
         <w:r>
           <w:rPr>
             <w:rStyle w:val="Hyperlink"/>
@@ -3940,7 +3894,7 @@
       <w:r>
         <w:t xml:space="preserve"> 45 (3): 313–20. </w:t>
       </w:r>
-      <w:hyperlink r:id="rId27">
+      <w:hyperlink r:id="rId29">
         <w:r>
           <w:rPr>
             <w:rStyle w:val="Hyperlink"/>
@@ -3961,11 +3915,7 @@
       <w:bookmarkStart w:id="52" w:name="ref-Mariani2010"/>
       <w:bookmarkEnd w:id="51"/>
       <w:r>
-        <w:t>Mariani, Bénédicte, Constanze Hoskovec, Stéphane Rochat, Christophe Büla, Julien Penders, and Kamiar Aminian. 2010. “3D Gait Assessment in Young and Elderly Subjects Using Foot-</w:t>
-      </w:r>
-      <w:r>
-        <w:lastRenderedPageBreak/>
-        <w:t xml:space="preserve">Worn Inertial Sensors.” </w:t>
+        <w:t xml:space="preserve">Mariani, Bénédicte, Constanze Hoskovec, Stéphane Rochat, Christophe Büla, Julien Penders, and Kamiar Aminian. 2010. “3D Gait Assessment in Young and Elderly Subjects Using Foot-Worn Inertial Sensors.” </w:t>
       </w:r>
       <w:r>
         <w:rPr>
@@ -3977,7 +3927,7 @@
       <w:r>
         <w:t xml:space="preserve"> 43 (15): 2999–3006. </w:t>
       </w:r>
-      <w:hyperlink r:id="rId28">
+      <w:hyperlink r:id="rId30">
         <w:r>
           <w:rPr>
             <w:rStyle w:val="Hyperlink"/>
@@ -4010,7 +3960,7 @@
       <w:r>
         <w:t xml:space="preserve"> 60 (11): 2127–36. </w:t>
       </w:r>
-      <w:hyperlink r:id="rId29">
+      <w:hyperlink r:id="rId31">
         <w:r>
           <w:rPr>
             <w:rStyle w:val="Hyperlink"/>
@@ -4043,7 +3993,7 @@
       <w:r>
         <w:t xml:space="preserve"> 40 (9): 095003. </w:t>
       </w:r>
-      <w:hyperlink r:id="rId30">
+      <w:hyperlink r:id="rId32">
         <w:r>
           <w:rPr>
             <w:rStyle w:val="Hyperlink"/>
@@ -4076,7 +4026,7 @@
       <w:r>
         <w:t xml:space="preserve"> 53 (4): 695–99. </w:t>
       </w:r>
-      <w:hyperlink r:id="rId31">
+      <w:hyperlink r:id="rId33">
         <w:r>
           <w:rPr>
             <w:rStyle w:val="Hyperlink"/>
@@ -4097,6 +4047,7 @@
       <w:bookmarkStart w:id="56" w:name="ref-Nilsson2012"/>
       <w:bookmarkEnd w:id="55"/>
       <w:r>
+        <w:lastRenderedPageBreak/>
         <w:t xml:space="preserve">Nilsson, John-Olof, Isaac Skog, Peter Händel, and K. V. S. Hari. 2012. “Foot-Mounted INS for Everybody—an Open-Source Embedded Implementation.” </w:t>
       </w:r>
       <w:r>
@@ -4109,7 +4060,7 @@
       <w:r>
         <w:t xml:space="preserve">, 140–45. </w:t>
       </w:r>
-      <w:hyperlink r:id="rId32">
+      <w:hyperlink r:id="rId34">
         <w:r>
           <w:rPr>
             <w:rStyle w:val="Hyperlink"/>
@@ -4142,7 +4093,7 @@
       <w:r>
         <w:t xml:space="preserve"> 62 (4): 1089–97. </w:t>
       </w:r>
-      <w:hyperlink r:id="rId33">
+      <w:hyperlink r:id="rId35">
         <w:r>
           <w:rPr>
             <w:rStyle w:val="Hyperlink"/>
@@ -4163,7 +4114,6 @@
       <w:bookmarkStart w:id="58" w:name="ref-Salarian2004"/>
       <w:bookmarkEnd w:id="57"/>
       <w:r>
-        <w:lastRenderedPageBreak/>
         <w:t xml:space="preserve">Salarian, Arash, Heike Russmann, François J. G. Vingerhoets, et al. 2004. “Gait Assessment in Parkinson’s Disease: Toward an Ambulatory System for Long-Term Monitoring.” </w:t>
       </w:r>
       <w:r>
@@ -4176,7 +4126,7 @@
       <w:r>
         <w:t xml:space="preserve"> 51 (8): 1434–43. </w:t>
       </w:r>
-      <w:hyperlink r:id="rId34">
+      <w:hyperlink r:id="rId36">
         <w:r>
           <w:rPr>
             <w:rStyle w:val="Hyperlink"/>
@@ -4209,7 +4159,7 @@
       <w:r>
         <w:t xml:space="preserve"> 86 (2): 420–28. </w:t>
       </w:r>
-      <w:hyperlink r:id="rId35">
+      <w:hyperlink r:id="rId37">
         <w:r>
           <w:rPr>
             <w:rStyle w:val="Hyperlink"/>
@@ -4242,7 +4192,7 @@
       <w:r>
         <w:t xml:space="preserve"> 7 (6): 704–14. </w:t>
       </w:r>
-      <w:hyperlink r:id="rId36">
+      <w:hyperlink r:id="rId38">
         <w:r>
           <w:rPr>
             <w:rStyle w:val="Hyperlink"/>
@@ -4275,7 +4225,7 @@
       <w:r>
         <w:t xml:space="preserve"> 57 (11): 2657–66. </w:t>
       </w:r>
-      <w:hyperlink r:id="rId37">
+      <w:hyperlink r:id="rId39">
         <w:r>
           <w:rPr>
             <w:rStyle w:val="Hyperlink"/>
@@ -4296,6 +4246,7 @@
       <w:bookmarkStart w:id="62" w:name="ref-Springer2006"/>
       <w:bookmarkEnd w:id="61"/>
       <w:r>
+        <w:lastRenderedPageBreak/>
         <w:t xml:space="preserve">Springer, Shmuel, Nir Giladi, Chava Peretz, Galit Yogev, Ely S. Simon, and Jeffrey M. Hausdorff. 2006. “Dual-Tasking Effects on Gait Variability: The Role of Aging, Falls, and Executive Function.” </w:t>
       </w:r>
       <w:r>
@@ -4308,7 +4259,7 @@
       <w:r>
         <w:t xml:space="preserve"> 21 (7): 950–57. </w:t>
       </w:r>
-      <w:hyperlink r:id="rId38">
+      <w:hyperlink r:id="rId40">
         <w:r>
           <w:rPr>
             <w:rStyle w:val="Hyperlink"/>
@@ -4341,7 +4292,7 @@
       <w:r>
         <w:t xml:space="preserve"> 11 (1): 152. </w:t>
       </w:r>
-      <w:hyperlink r:id="rId39">
+      <w:hyperlink r:id="rId41">
         <w:r>
           <w:rPr>
             <w:rStyle w:val="Hyperlink"/>
@@ -4362,7 +4313,6 @@
       <w:bookmarkStart w:id="64" w:name="ref-Verghese2009"/>
       <w:bookmarkEnd w:id="63"/>
       <w:r>
-        <w:lastRenderedPageBreak/>
         <w:t xml:space="preserve">Verghese, Joe, Roee Holtzer, Richard B. Lipton, and Cuiling Wang. 2009. “Quantitative Gait Markers and Incident Fall Risk in Older Adults.” </w:t>
       </w:r>
       <w:r>
@@ -4375,7 +4325,7 @@
       <w:r>
         <w:t xml:space="preserve"> 64A (8): 896–901. </w:t>
       </w:r>
-      <w:hyperlink r:id="rId40">
+      <w:hyperlink r:id="rId42">
         <w:r>
           <w:rPr>
             <w:rStyle w:val="Hyperlink"/>
@@ -4408,7 +4358,7 @@
       <w:r>
         <w:t xml:space="preserve"> 21 (2): 1139–51. </w:t>
       </w:r>
-      <w:hyperlink r:id="rId41">
+      <w:hyperlink r:id="rId43">
         <w:r>
           <w:rPr>
             <w:rStyle w:val="Hyperlink"/>
@@ -4441,7 +4391,7 @@
       <w:r>
         <w:t xml:space="preserve"> 55: 87–93. </w:t>
       </w:r>
-      <w:hyperlink r:id="rId42">
+      <w:hyperlink r:id="rId44">
         <w:r>
           <w:rPr>
             <w:rStyle w:val="Hyperlink"/>
@@ -4474,24 +4424,12 @@
       <w:r>
         <w:t xml:space="preserve"> 22 (4): 317–21. </w:t>
       </w:r>
-      <w:hyperlink r:id="rId43">
+      <w:hyperlink r:id="rId45">
         <w:r>
           <w:rPr>
             <w:rStyle w:val="Hyperlink"/>
           </w:rPr>
-          <w:t>https://doi.org/10.1016/j.gaitpost.2004.1</w:t>
-        </w:r>
-        <w:r>
-          <w:rPr>
-            <w:rStyle w:val="Hyperlink"/>
-          </w:rPr>
-          <w:t>0</w:t>
-        </w:r>
-        <w:r>
-          <w:rPr>
-            <w:rStyle w:val="Hyperlink"/>
-          </w:rPr>
-          <w:t>.005</w:t>
+          <w:t>https://doi.org/10.1016/j.gaitpost.2004.10.005</w:t>
         </w:r>
       </w:hyperlink>
       <w:r>
@@ -4507,6 +4445,7 @@
       <w:bookmarkStart w:id="68" w:name="ref-Yogev-Seligmann2008"/>
       <w:bookmarkEnd w:id="67"/>
       <w:r>
+        <w:lastRenderedPageBreak/>
         <w:t xml:space="preserve">Yogev-Seligmann, Galit, Jeffrey M. Hausdorff, and Nir Giladi. 2008. “The Role of Executive Function and Attention in Gait.” </w:t>
       </w:r>
       <w:r>
@@ -4519,7 +4458,7 @@
       <w:r>
         <w:t xml:space="preserve"> 23 (3): 329–42. </w:t>
       </w:r>
-      <w:hyperlink r:id="rId44">
+      <w:hyperlink r:id="rId46">
         <w:r>
           <w:rPr>
             <w:rStyle w:val="Hyperlink"/>
@@ -4535,7 +4474,7 @@
       <w:bookmarkEnd w:id="68"/>
     </w:p>
     <w:sectPr>
-      <w:footerReference w:type="default" r:id="rId45"/>
+      <w:footerReference w:type="default" r:id="rId47"/>
       <w:footnotePr>
         <w:numRestart w:val="eachSect"/>
       </w:footnotePr>
